--- a/Báo cáo BTL nhóm 12.docx
+++ b/Báo cáo BTL nhóm 12.docx
@@ -1203,7 +1203,7 @@
         </w:rPr>
         <w:br w:type="page"/>
       </w:r>
-      <w:bookmarkStart w:id="0" w:name="_Toc216562485"/>
+      <w:bookmarkStart w:id="0" w:name="_Toc216599486"/>
       <w:r>
         <w:rPr>
           <w:rFonts w:ascii="Times New Roman" w:hAnsi="Times New Roman" w:cs="Times New Roman"/>
@@ -1346,9 +1346,12 @@
           <w:pPr>
             <w:pStyle w:val="TOC1"/>
             <w:rPr>
+              <w:rFonts w:asciiTheme="minorHAnsi" w:hAnsiTheme="minorHAnsi" w:cstheme="minorBidi"/>
               <w:b w:val="0"/>
               <w:bCs w:val="0"/>
               <w:kern w:val="2"/>
+              <w:sz w:val="24"/>
+              <w:szCs w:val="24"/>
               <w14:ligatures w14:val="standardContextual"/>
             </w:rPr>
           </w:pPr>
@@ -1361,7 +1364,7 @@
           <w:r>
             <w:fldChar w:fldCharType="separate"/>
           </w:r>
-          <w:hyperlink w:anchor="_Toc216562485" w:history="1">
+          <w:hyperlink w:anchor="_Toc216599486" w:history="1">
             <w:r>
               <w:rPr>
                 <w:rStyle w:val="Hyperlink"/>
@@ -1384,7 +1387,7 @@
               <w:rPr>
                 <w:webHidden/>
               </w:rPr>
-              <w:instrText xml:space="preserve"> PAGEREF _Toc216562485 \h </w:instrText>
+              <w:instrText xml:space="preserve"> PAGEREF _Toc216599486 \h </w:instrText>
             </w:r>
             <w:r>
               <w:rPr>
@@ -1415,13 +1418,16 @@
           <w:pPr>
             <w:pStyle w:val="TOC1"/>
             <w:rPr>
+              <w:rFonts w:asciiTheme="minorHAnsi" w:hAnsiTheme="minorHAnsi" w:cstheme="minorBidi"/>
               <w:b w:val="0"/>
               <w:bCs w:val="0"/>
               <w:kern w:val="2"/>
+              <w:sz w:val="24"/>
+              <w:szCs w:val="24"/>
               <w14:ligatures w14:val="standardContextual"/>
             </w:rPr>
           </w:pPr>
-          <w:hyperlink w:anchor="_Toc216562486" w:history="1">
+          <w:hyperlink w:anchor="_Toc216599487" w:history="1">
             <w:r>
               <w:rPr>
                 <w:rStyle w:val="Hyperlink"/>
@@ -1444,7 +1450,7 @@
               <w:rPr>
                 <w:webHidden/>
               </w:rPr>
-              <w:instrText xml:space="preserve"> PAGEREF _Toc216562486 \h </w:instrText>
+              <w:instrText xml:space="preserve"> PAGEREF _Toc216599487 \h </w:instrText>
             </w:r>
             <w:r>
               <w:rPr>
@@ -1461,7 +1467,7 @@
               <w:rPr>
                 <w:webHidden/>
               </w:rPr>
-              <w:t>7</w:t>
+              <w:t>6</w:t>
             </w:r>
             <w:r>
               <w:rPr>
@@ -1475,13 +1481,16 @@
           <w:pPr>
             <w:pStyle w:val="TOC2"/>
             <w:rPr>
+              <w:rFonts w:asciiTheme="minorHAnsi" w:hAnsiTheme="minorHAnsi" w:cstheme="minorBidi"/>
               <w:b w:val="0"/>
               <w:bCs w:val="0"/>
               <w:kern w:val="2"/>
+              <w:sz w:val="24"/>
+              <w:szCs w:val="24"/>
               <w14:ligatures w14:val="standardContextual"/>
             </w:rPr>
           </w:pPr>
-          <w:hyperlink w:anchor="_Toc216562487" w:history="1">
+          <w:hyperlink w:anchor="_Toc216599488" w:history="1">
             <w:r>
               <w:rPr>
                 <w:rStyle w:val="Hyperlink"/>
@@ -1504,7 +1513,7 @@
               <w:rPr>
                 <w:webHidden/>
               </w:rPr>
-              <w:instrText xml:space="preserve"> PAGEREF _Toc216562487 \h </w:instrText>
+              <w:instrText xml:space="preserve"> PAGEREF _Toc216599488 \h </w:instrText>
             </w:r>
             <w:r>
               <w:rPr>
@@ -1521,7 +1530,7 @@
               <w:rPr>
                 <w:webHidden/>
               </w:rPr>
-              <w:t>7</w:t>
+              <w:t>6</w:t>
             </w:r>
             <w:r>
               <w:rPr>
@@ -1535,13 +1544,16 @@
           <w:pPr>
             <w:pStyle w:val="TOC2"/>
             <w:rPr>
+              <w:rFonts w:asciiTheme="minorHAnsi" w:hAnsiTheme="minorHAnsi" w:cstheme="minorBidi"/>
               <w:b w:val="0"/>
               <w:bCs w:val="0"/>
               <w:kern w:val="2"/>
+              <w:sz w:val="24"/>
+              <w:szCs w:val="24"/>
               <w14:ligatures w14:val="standardContextual"/>
             </w:rPr>
           </w:pPr>
-          <w:hyperlink w:anchor="_Toc216562488" w:history="1">
+          <w:hyperlink w:anchor="_Toc216599489" w:history="1">
             <w:r>
               <w:rPr>
                 <w:rStyle w:val="Hyperlink"/>
@@ -1577,7 +1589,7 @@
               <w:rPr>
                 <w:webHidden/>
               </w:rPr>
-              <w:instrText xml:space="preserve"> PAGEREF _Toc216562488 \h </w:instrText>
+              <w:instrText xml:space="preserve"> PAGEREF _Toc216599489 \h </w:instrText>
             </w:r>
             <w:r>
               <w:rPr>
@@ -1594,7 +1606,7 @@
               <w:rPr>
                 <w:webHidden/>
               </w:rPr>
-              <w:t>7</w:t>
+              <w:t>6</w:t>
             </w:r>
             <w:r>
               <w:rPr>
@@ -1608,11 +1620,14 @@
           <w:pPr>
             <w:pStyle w:val="TOC3"/>
             <w:rPr>
+              <w:rFonts w:asciiTheme="minorHAnsi" w:eastAsiaTheme="minorEastAsia" w:hAnsiTheme="minorHAnsi" w:cstheme="minorBidi"/>
               <w:kern w:val="2"/>
+              <w:sz w:val="24"/>
+              <w:szCs w:val="24"/>
               <w14:ligatures w14:val="standardContextual"/>
             </w:rPr>
           </w:pPr>
-          <w:hyperlink w:anchor="_Toc216562489" w:history="1">
+          <w:hyperlink w:anchor="_Toc216599490" w:history="1">
             <w:r>
               <w:rPr>
                 <w:rStyle w:val="Hyperlink"/>
@@ -1642,7 +1657,7 @@
               <w:rPr>
                 <w:webHidden/>
               </w:rPr>
-              <w:instrText xml:space="preserve"> PAGEREF _Toc216562489 \h </w:instrText>
+              <w:instrText xml:space="preserve"> PAGEREF _Toc216599490 \h </w:instrText>
             </w:r>
             <w:r>
               <w:rPr>
@@ -1659,7 +1674,7 @@
               <w:rPr>
                 <w:webHidden/>
               </w:rPr>
-              <w:t>7</w:t>
+              <w:t>6</w:t>
             </w:r>
             <w:r>
               <w:rPr>
@@ -1673,11 +1688,14 @@
           <w:pPr>
             <w:pStyle w:val="TOC3"/>
             <w:rPr>
+              <w:rFonts w:asciiTheme="minorHAnsi" w:eastAsiaTheme="minorEastAsia" w:hAnsiTheme="minorHAnsi" w:cstheme="minorBidi"/>
               <w:kern w:val="2"/>
+              <w:sz w:val="24"/>
+              <w:szCs w:val="24"/>
               <w14:ligatures w14:val="standardContextual"/>
             </w:rPr>
           </w:pPr>
-          <w:hyperlink w:anchor="_Toc216562490" w:history="1">
+          <w:hyperlink w:anchor="_Toc216599491" w:history="1">
             <w:r>
               <w:rPr>
                 <w:rStyle w:val="Hyperlink"/>
@@ -1707,7 +1725,7 @@
               <w:rPr>
                 <w:webHidden/>
               </w:rPr>
-              <w:instrText xml:space="preserve"> PAGEREF _Toc216562490 \h </w:instrText>
+              <w:instrText xml:space="preserve"> PAGEREF _Toc216599491 \h </w:instrText>
             </w:r>
             <w:r>
               <w:rPr>
@@ -1724,7 +1742,7 @@
               <w:rPr>
                 <w:webHidden/>
               </w:rPr>
-              <w:t>7</w:t>
+              <w:t>6</w:t>
             </w:r>
             <w:r>
               <w:rPr>
@@ -1738,13 +1756,16 @@
           <w:pPr>
             <w:pStyle w:val="TOC1"/>
             <w:rPr>
+              <w:rFonts w:asciiTheme="minorHAnsi" w:hAnsiTheme="minorHAnsi" w:cstheme="minorBidi"/>
               <w:b w:val="0"/>
               <w:bCs w:val="0"/>
               <w:kern w:val="2"/>
+              <w:sz w:val="24"/>
+              <w:szCs w:val="24"/>
               <w14:ligatures w14:val="standardContextual"/>
             </w:rPr>
           </w:pPr>
-          <w:hyperlink w:anchor="_Toc216562491" w:history="1">
+          <w:hyperlink w:anchor="_Toc216599492" w:history="1">
             <w:r>
               <w:rPr>
                 <w:rStyle w:val="Hyperlink"/>
@@ -1767,7 +1788,7 @@
               <w:rPr>
                 <w:webHidden/>
               </w:rPr>
-              <w:instrText xml:space="preserve"> PAGEREF _Toc216562491 \h </w:instrText>
+              <w:instrText xml:space="preserve"> PAGEREF _Toc216599492 \h </w:instrText>
             </w:r>
             <w:r>
               <w:rPr>
@@ -1784,7 +1805,7 @@
               <w:rPr>
                 <w:webHidden/>
               </w:rPr>
-              <w:t>8</w:t>
+              <w:t>7</w:t>
             </w:r>
             <w:r>
               <w:rPr>
@@ -1798,13 +1819,16 @@
           <w:pPr>
             <w:pStyle w:val="TOC2"/>
             <w:rPr>
+              <w:rFonts w:asciiTheme="minorHAnsi" w:hAnsiTheme="minorHAnsi" w:cstheme="minorBidi"/>
               <w:b w:val="0"/>
               <w:bCs w:val="0"/>
               <w:kern w:val="2"/>
+              <w:sz w:val="24"/>
+              <w:szCs w:val="24"/>
               <w14:ligatures w14:val="standardContextual"/>
             </w:rPr>
           </w:pPr>
-          <w:hyperlink w:anchor="_Toc216562492" w:history="1">
+          <w:hyperlink w:anchor="_Toc216599493" w:history="1">
             <w:r>
               <w:rPr>
                 <w:rStyle w:val="Hyperlink"/>
@@ -1828,7 +1852,7 @@
               <w:rPr>
                 <w:webHidden/>
               </w:rPr>
-              <w:instrText xml:space="preserve"> PAGEREF _Toc216562492 \h </w:instrText>
+              <w:instrText xml:space="preserve"> PAGEREF _Toc216599493 \h </w:instrText>
             </w:r>
             <w:r>
               <w:rPr>
@@ -1845,7 +1869,7 @@
               <w:rPr>
                 <w:webHidden/>
               </w:rPr>
-              <w:t>8</w:t>
+              <w:t>7</w:t>
             </w:r>
             <w:r>
               <w:rPr>
@@ -1859,13 +1883,16 @@
           <w:pPr>
             <w:pStyle w:val="TOC2"/>
             <w:rPr>
+              <w:rFonts w:asciiTheme="minorHAnsi" w:hAnsiTheme="minorHAnsi" w:cstheme="minorBidi"/>
               <w:b w:val="0"/>
               <w:bCs w:val="0"/>
               <w:kern w:val="2"/>
+              <w:sz w:val="24"/>
+              <w:szCs w:val="24"/>
               <w14:ligatures w14:val="standardContextual"/>
             </w:rPr>
           </w:pPr>
-          <w:hyperlink w:anchor="_Toc216562493" w:history="1">
+          <w:hyperlink w:anchor="_Toc216599494" w:history="1">
             <w:r>
               <w:rPr>
                 <w:rStyle w:val="Hyperlink"/>
@@ -1889,7 +1916,7 @@
               <w:rPr>
                 <w:webHidden/>
               </w:rPr>
-              <w:instrText xml:space="preserve"> PAGEREF _Toc216562493 \h </w:instrText>
+              <w:instrText xml:space="preserve"> PAGEREF _Toc216599494 \h </w:instrText>
             </w:r>
             <w:r>
               <w:rPr>
@@ -1906,7 +1933,7 @@
               <w:rPr>
                 <w:webHidden/>
               </w:rPr>
-              <w:t>9</w:t>
+              <w:t>8</w:t>
             </w:r>
             <w:r>
               <w:rPr>
@@ -1920,13 +1947,16 @@
           <w:pPr>
             <w:pStyle w:val="TOC1"/>
             <w:rPr>
+              <w:rFonts w:asciiTheme="minorHAnsi" w:hAnsiTheme="minorHAnsi" w:cstheme="minorBidi"/>
               <w:b w:val="0"/>
               <w:bCs w:val="0"/>
               <w:kern w:val="2"/>
+              <w:sz w:val="24"/>
+              <w:szCs w:val="24"/>
               <w14:ligatures w14:val="standardContextual"/>
             </w:rPr>
           </w:pPr>
-          <w:hyperlink w:anchor="_Toc216562494" w:history="1">
+          <w:hyperlink w:anchor="_Toc216599495" w:history="1">
             <w:r>
               <w:rPr>
                 <w:rStyle w:val="Hyperlink"/>
@@ -1949,7 +1979,7 @@
               <w:rPr>
                 <w:webHidden/>
               </w:rPr>
-              <w:instrText xml:space="preserve"> PAGEREF _Toc216562494 \h </w:instrText>
+              <w:instrText xml:space="preserve"> PAGEREF _Toc216599495 \h </w:instrText>
             </w:r>
             <w:r>
               <w:rPr>
@@ -1966,7 +1996,7 @@
               <w:rPr>
                 <w:webHidden/>
               </w:rPr>
-              <w:t>9</w:t>
+              <w:t>8</w:t>
             </w:r>
             <w:r>
               <w:rPr>
@@ -1980,13 +2010,16 @@
           <w:pPr>
             <w:pStyle w:val="TOC2"/>
             <w:rPr>
+              <w:rFonts w:asciiTheme="minorHAnsi" w:hAnsiTheme="minorHAnsi" w:cstheme="minorBidi"/>
               <w:b w:val="0"/>
               <w:bCs w:val="0"/>
               <w:kern w:val="2"/>
+              <w:sz w:val="24"/>
+              <w:szCs w:val="24"/>
               <w14:ligatures w14:val="standardContextual"/>
             </w:rPr>
           </w:pPr>
-          <w:hyperlink w:anchor="_Toc216562495" w:history="1">
+          <w:hyperlink w:anchor="_Toc216599496" w:history="1">
             <w:r>
               <w:rPr>
                 <w:rStyle w:val="Hyperlink"/>
@@ -2022,7 +2055,7 @@
               <w:rPr>
                 <w:webHidden/>
               </w:rPr>
-              <w:instrText xml:space="preserve"> PAGEREF _Toc216562495 \h </w:instrText>
+              <w:instrText xml:space="preserve"> PAGEREF _Toc216599496 \h </w:instrText>
             </w:r>
             <w:r>
               <w:rPr>
@@ -2039,7 +2072,7 @@
               <w:rPr>
                 <w:webHidden/>
               </w:rPr>
-              <w:t>9</w:t>
+              <w:t>8</w:t>
             </w:r>
             <w:r>
               <w:rPr>
@@ -2053,13 +2086,16 @@
           <w:pPr>
             <w:pStyle w:val="TOC2"/>
             <w:rPr>
+              <w:rFonts w:asciiTheme="minorHAnsi" w:hAnsiTheme="minorHAnsi" w:cstheme="minorBidi"/>
               <w:b w:val="0"/>
               <w:bCs w:val="0"/>
               <w:kern w:val="2"/>
+              <w:sz w:val="24"/>
+              <w:szCs w:val="24"/>
               <w14:ligatures w14:val="standardContextual"/>
             </w:rPr>
           </w:pPr>
-          <w:hyperlink w:anchor="_Toc216562496" w:history="1">
+          <w:hyperlink w:anchor="_Toc216599497" w:history="1">
             <w:r>
               <w:rPr>
                 <w:rStyle w:val="Hyperlink"/>
@@ -2095,7 +2131,7 @@
               <w:rPr>
                 <w:webHidden/>
               </w:rPr>
-              <w:instrText xml:space="preserve"> PAGEREF _Toc216562496 \h </w:instrText>
+              <w:instrText xml:space="preserve"> PAGEREF _Toc216599497 \h </w:instrText>
             </w:r>
             <w:r>
               <w:rPr>
@@ -2112,7 +2148,7 @@
               <w:rPr>
                 <w:webHidden/>
               </w:rPr>
-              <w:t>10</w:t>
+              <w:t>9</w:t>
             </w:r>
             <w:r>
               <w:rPr>
@@ -2126,13 +2162,16 @@
           <w:pPr>
             <w:pStyle w:val="TOC2"/>
             <w:rPr>
+              <w:rFonts w:asciiTheme="minorHAnsi" w:hAnsiTheme="minorHAnsi" w:cstheme="minorBidi"/>
               <w:b w:val="0"/>
               <w:bCs w:val="0"/>
               <w:kern w:val="2"/>
+              <w:sz w:val="24"/>
+              <w:szCs w:val="24"/>
               <w14:ligatures w14:val="standardContextual"/>
             </w:rPr>
           </w:pPr>
-          <w:hyperlink w:anchor="_Toc216562497" w:history="1">
+          <w:hyperlink w:anchor="_Toc216599498" w:history="1">
             <w:r>
               <w:rPr>
                 <w:rStyle w:val="Hyperlink"/>
@@ -2155,7 +2194,7 @@
               <w:rPr>
                 <w:webHidden/>
               </w:rPr>
-              <w:instrText xml:space="preserve"> PAGEREF _Toc216562497 \h </w:instrText>
+              <w:instrText xml:space="preserve"> PAGEREF _Toc216599498 \h </w:instrText>
             </w:r>
             <w:r>
               <w:rPr>
@@ -2172,7 +2211,7 @@
               <w:rPr>
                 <w:webHidden/>
               </w:rPr>
-              <w:t>11</w:t>
+              <w:t>10</w:t>
             </w:r>
             <w:r>
               <w:rPr>
@@ -2186,11 +2225,14 @@
           <w:pPr>
             <w:pStyle w:val="TOC3"/>
             <w:rPr>
+              <w:rFonts w:asciiTheme="minorHAnsi" w:eastAsiaTheme="minorEastAsia" w:hAnsiTheme="minorHAnsi" w:cstheme="minorBidi"/>
               <w:kern w:val="2"/>
+              <w:sz w:val="24"/>
+              <w:szCs w:val="24"/>
               <w14:ligatures w14:val="standardContextual"/>
             </w:rPr>
           </w:pPr>
-          <w:hyperlink w:anchor="_Toc216562498" w:history="1">
+          <w:hyperlink w:anchor="_Toc216599499" w:history="1">
             <w:r>
               <w:rPr>
                 <w:rStyle w:val="Hyperlink"/>
@@ -2226,7 +2268,7 @@
               <w:rPr>
                 <w:webHidden/>
               </w:rPr>
-              <w:instrText xml:space="preserve"> PAGEREF _Toc216562498 \h </w:instrText>
+              <w:instrText xml:space="preserve"> PAGEREF _Toc216599499 \h </w:instrText>
             </w:r>
             <w:r>
               <w:rPr>
@@ -2243,7 +2285,7 @@
               <w:rPr>
                 <w:webHidden/>
               </w:rPr>
-              <w:t>11</w:t>
+              <w:t>10</w:t>
             </w:r>
             <w:r>
               <w:rPr>
@@ -2257,12 +2299,14 @@
           <w:pPr>
             <w:pStyle w:val="TOC3"/>
             <w:rPr>
+              <w:rFonts w:asciiTheme="minorHAnsi" w:eastAsiaTheme="minorEastAsia" w:hAnsiTheme="minorHAnsi" w:cstheme="minorBidi"/>
               <w:kern w:val="2"/>
-              <w:lang w:val="vi-VN"/>
+              <w:sz w:val="24"/>
+              <w:szCs w:val="24"/>
               <w14:ligatures w14:val="standardContextual"/>
             </w:rPr>
           </w:pPr>
-          <w:hyperlink w:anchor="_Toc216562500" w:history="1">
+          <w:hyperlink w:anchor="_Toc216599500" w:history="1">
             <w:r>
               <w:rPr>
                 <w:rStyle w:val="Hyperlink"/>
@@ -2285,7 +2329,7 @@
               <w:rPr>
                 <w:webHidden/>
               </w:rPr>
-              <w:instrText xml:space="preserve"> PAGEREF _Toc216562500 \h </w:instrText>
+              <w:instrText xml:space="preserve"> PAGEREF _Toc216599500 \h </w:instrText>
             </w:r>
             <w:r>
               <w:rPr>
@@ -2302,7 +2346,7 @@
               <w:rPr>
                 <w:webHidden/>
               </w:rPr>
-              <w:t>12</w:t>
+              <w:t>11</w:t>
             </w:r>
             <w:r>
               <w:rPr>
@@ -2316,11 +2360,14 @@
           <w:pPr>
             <w:pStyle w:val="TOC3"/>
             <w:rPr>
+              <w:rFonts w:asciiTheme="minorHAnsi" w:eastAsiaTheme="minorEastAsia" w:hAnsiTheme="minorHAnsi" w:cstheme="minorBidi"/>
               <w:kern w:val="2"/>
+              <w:sz w:val="24"/>
+              <w:szCs w:val="24"/>
               <w14:ligatures w14:val="standardContextual"/>
             </w:rPr>
           </w:pPr>
-          <w:hyperlink w:anchor="_Toc216562502" w:history="1">
+          <w:hyperlink w:anchor="_Toc216599501" w:history="1">
             <w:r>
               <w:rPr>
                 <w:rStyle w:val="Hyperlink"/>
@@ -2343,7 +2390,7 @@
               <w:rPr>
                 <w:webHidden/>
               </w:rPr>
-              <w:instrText xml:space="preserve"> PAGEREF _Toc216562502 \h </w:instrText>
+              <w:instrText xml:space="preserve"> PAGEREF _Toc216599501 \h </w:instrText>
             </w:r>
             <w:r>
               <w:rPr>
@@ -2360,7 +2407,7 @@
               <w:rPr>
                 <w:webHidden/>
               </w:rPr>
-              <w:t>13</w:t>
+              <w:t>12</w:t>
             </w:r>
             <w:r>
               <w:rPr>
@@ -2374,29 +2421,19 @@
           <w:pPr>
             <w:pStyle w:val="TOC3"/>
             <w:rPr>
+              <w:rFonts w:asciiTheme="minorHAnsi" w:eastAsiaTheme="minorEastAsia" w:hAnsiTheme="minorHAnsi" w:cstheme="minorBidi"/>
               <w:kern w:val="2"/>
+              <w:sz w:val="24"/>
+              <w:szCs w:val="24"/>
               <w14:ligatures w14:val="standardContextual"/>
             </w:rPr>
           </w:pPr>
-          <w:hyperlink w:anchor="_Toc216562503" w:history="1">
+          <w:hyperlink w:anchor="_Toc216599502" w:history="1">
             <w:r>
               <w:rPr>
                 <w:rStyle w:val="Hyperlink"/>
               </w:rPr>
-              <w:t>3.4</w:t>
-            </w:r>
-            <w:r>
-              <w:rPr>
-                <w:rStyle w:val="Hyperlink"/>
-                <w:lang w:val="vi-VN"/>
-              </w:rPr>
-              <w:t xml:space="preserve"> </w:t>
-            </w:r>
-            <w:r>
-              <w:rPr>
-                <w:rStyle w:val="Hyperlink"/>
-              </w:rPr>
-              <w:t xml:space="preserve"> DFD Mức 2 - Phân rã Tiến trình 1.4 Xét tuyển &amp; Báo cáo</w:t>
+              <w:t>3.4 DFD Mức 2 - Phân rã Tiến trình 1.4 Xét tuyển &amp; Báo cáo</w:t>
             </w:r>
             <w:r>
               <w:rPr>
@@ -2414,7 +2451,7 @@
               <w:rPr>
                 <w:webHidden/>
               </w:rPr>
-              <w:instrText xml:space="preserve"> PAGEREF _Toc216562503 \h </w:instrText>
+              <w:instrText xml:space="preserve"> PAGEREF _Toc216599502 \h </w:instrText>
             </w:r>
             <w:r>
               <w:rPr>
@@ -2431,7 +2468,7 @@
               <w:rPr>
                 <w:webHidden/>
               </w:rPr>
-              <w:t>14</w:t>
+              <w:t>13</w:t>
             </w:r>
             <w:r>
               <w:rPr>
@@ -2445,13 +2482,16 @@
           <w:pPr>
             <w:pStyle w:val="TOC1"/>
             <w:rPr>
+              <w:rFonts w:asciiTheme="minorHAnsi" w:hAnsiTheme="minorHAnsi" w:cstheme="minorBidi"/>
               <w:b w:val="0"/>
               <w:bCs w:val="0"/>
               <w:kern w:val="2"/>
+              <w:sz w:val="24"/>
+              <w:szCs w:val="24"/>
               <w14:ligatures w14:val="standardContextual"/>
             </w:rPr>
           </w:pPr>
-          <w:hyperlink w:anchor="_Toc216562504" w:history="1">
+          <w:hyperlink w:anchor="_Toc216599503" w:history="1">
             <w:r>
               <w:rPr>
                 <w:rStyle w:val="Hyperlink"/>
@@ -2481,7 +2521,7 @@
               <w:rPr>
                 <w:webHidden/>
               </w:rPr>
-              <w:instrText xml:space="preserve"> PAGEREF _Toc216562504 \h </w:instrText>
+              <w:instrText xml:space="preserve"> PAGEREF _Toc216599503 \h </w:instrText>
             </w:r>
             <w:r>
               <w:rPr>
@@ -2498,7 +2538,7 @@
               <w:rPr>
                 <w:webHidden/>
               </w:rPr>
-              <w:t>15</w:t>
+              <w:t>14</w:t>
             </w:r>
             <w:r>
               <w:rPr>
@@ -2512,13 +2552,16 @@
           <w:pPr>
             <w:pStyle w:val="TOC2"/>
             <w:rPr>
+              <w:rFonts w:asciiTheme="minorHAnsi" w:hAnsiTheme="minorHAnsi" w:cstheme="minorBidi"/>
               <w:b w:val="0"/>
               <w:bCs w:val="0"/>
               <w:kern w:val="2"/>
+              <w:sz w:val="24"/>
+              <w:szCs w:val="24"/>
               <w14:ligatures w14:val="standardContextual"/>
             </w:rPr>
           </w:pPr>
-          <w:hyperlink w:anchor="_Toc216562505" w:history="1">
+          <w:hyperlink w:anchor="_Toc216599504" w:history="1">
             <w:r>
               <w:rPr>
                 <w:rStyle w:val="Hyperlink"/>
@@ -2530,7 +2573,20 @@
                 <w:rStyle w:val="Hyperlink"/>
                 <w:lang w:val="vi-VN"/>
               </w:rPr>
-              <w:t xml:space="preserve"> LIỆU QUAN NIỆM</w:t>
+              <w:t xml:space="preserve"> LIỆU </w:t>
+            </w:r>
+            <w:r>
+              <w:rPr>
+                <w:rStyle w:val="Hyperlink"/>
+              </w:rPr>
+              <w:t>MỨC</w:t>
+            </w:r>
+            <w:r>
+              <w:rPr>
+                <w:rStyle w:val="Hyperlink"/>
+                <w:lang w:val="vi-VN"/>
+              </w:rPr>
+              <w:t xml:space="preserve"> QUAN NIỆM</w:t>
             </w:r>
             <w:r>
               <w:rPr>
@@ -2548,7 +2604,7 @@
               <w:rPr>
                 <w:webHidden/>
               </w:rPr>
-              <w:instrText xml:space="preserve"> PAGEREF _Toc216562505 \h </w:instrText>
+              <w:instrText xml:space="preserve"> PAGEREF _Toc216599504 \h </w:instrText>
             </w:r>
             <w:r>
               <w:rPr>
@@ -2565,7 +2621,7 @@
               <w:rPr>
                 <w:webHidden/>
               </w:rPr>
-              <w:t>15</w:t>
+              <w:t>14</w:t>
             </w:r>
             <w:r>
               <w:rPr>
@@ -2579,11 +2635,14 @@
           <w:pPr>
             <w:pStyle w:val="TOC3"/>
             <w:rPr>
+              <w:rFonts w:asciiTheme="minorHAnsi" w:eastAsiaTheme="minorEastAsia" w:hAnsiTheme="minorHAnsi" w:cstheme="minorBidi"/>
               <w:kern w:val="2"/>
+              <w:sz w:val="24"/>
+              <w:szCs w:val="24"/>
               <w14:ligatures w14:val="standardContextual"/>
             </w:rPr>
           </w:pPr>
-          <w:hyperlink w:anchor="_Toc216562506" w:history="1">
+          <w:hyperlink w:anchor="_Toc216599505" w:history="1">
             <w:r>
               <w:rPr>
                 <w:rStyle w:val="Hyperlink"/>
@@ -2619,7 +2678,7 @@
               <w:rPr>
                 <w:webHidden/>
               </w:rPr>
-              <w:instrText xml:space="preserve"> PAGEREF _Toc216562506 \h </w:instrText>
+              <w:instrText xml:space="preserve"> PAGEREF _Toc216599505 \h </w:instrText>
             </w:r>
             <w:r>
               <w:rPr>
@@ -2636,7 +2695,7 @@
               <w:rPr>
                 <w:webHidden/>
               </w:rPr>
-              <w:t>15</w:t>
+              <w:t>14</w:t>
             </w:r>
             <w:r>
               <w:rPr>
@@ -2650,13 +2709,16 @@
           <w:pPr>
             <w:pStyle w:val="TOC2"/>
             <w:rPr>
+              <w:rFonts w:asciiTheme="minorHAnsi" w:hAnsiTheme="minorHAnsi" w:cstheme="minorBidi"/>
               <w:b w:val="0"/>
               <w:bCs w:val="0"/>
               <w:kern w:val="2"/>
+              <w:sz w:val="24"/>
+              <w:szCs w:val="24"/>
               <w14:ligatures w14:val="standardContextual"/>
             </w:rPr>
           </w:pPr>
-          <w:hyperlink w:anchor="_Toc216562507" w:history="1">
+          <w:hyperlink w:anchor="_Toc216599506" w:history="1">
             <w:r>
               <w:rPr>
                 <w:rStyle w:val="Hyperlink"/>
@@ -2692,7 +2754,7 @@
               <w:rPr>
                 <w:webHidden/>
               </w:rPr>
-              <w:instrText xml:space="preserve"> PAGEREF _Toc216562507 \h </w:instrText>
+              <w:instrText xml:space="preserve"> PAGEREF _Toc216599506 \h </w:instrText>
             </w:r>
             <w:r>
               <w:rPr>
@@ -2709,7 +2771,7 @@
               <w:rPr>
                 <w:webHidden/>
               </w:rPr>
-              <w:t>17</w:t>
+              <w:t>16</w:t>
             </w:r>
             <w:r>
               <w:rPr>
@@ -2723,11 +2785,14 @@
           <w:pPr>
             <w:pStyle w:val="TOC3"/>
             <w:rPr>
+              <w:rFonts w:asciiTheme="minorHAnsi" w:eastAsiaTheme="minorEastAsia" w:hAnsiTheme="minorHAnsi" w:cstheme="minorBidi"/>
               <w:kern w:val="2"/>
+              <w:sz w:val="24"/>
+              <w:szCs w:val="24"/>
               <w14:ligatures w14:val="standardContextual"/>
             </w:rPr>
           </w:pPr>
-          <w:hyperlink w:anchor="_Toc216562508" w:history="1">
+          <w:hyperlink w:anchor="_Toc216599507" w:history="1">
             <w:r>
               <w:rPr>
                 <w:rStyle w:val="Hyperlink"/>
@@ -2750,7 +2815,7 @@
               <w:rPr>
                 <w:webHidden/>
               </w:rPr>
-              <w:instrText xml:space="preserve"> PAGEREF _Toc216562508 \h </w:instrText>
+              <w:instrText xml:space="preserve"> PAGEREF _Toc216599507 \h </w:instrText>
             </w:r>
             <w:r>
               <w:rPr>
@@ -2767,7 +2832,7 @@
               <w:rPr>
                 <w:webHidden/>
               </w:rPr>
-              <w:t>17</w:t>
+              <w:t>16</w:t>
             </w:r>
             <w:r>
               <w:rPr>
@@ -2781,11 +2846,14 @@
           <w:pPr>
             <w:pStyle w:val="TOC3"/>
             <w:rPr>
+              <w:rFonts w:asciiTheme="minorHAnsi" w:eastAsiaTheme="minorEastAsia" w:hAnsiTheme="minorHAnsi" w:cstheme="minorBidi"/>
               <w:kern w:val="2"/>
+              <w:sz w:val="24"/>
+              <w:szCs w:val="24"/>
               <w14:ligatures w14:val="standardContextual"/>
             </w:rPr>
           </w:pPr>
-          <w:hyperlink w:anchor="_Toc216562509" w:history="1">
+          <w:hyperlink w:anchor="_Toc216599508" w:history="1">
             <w:r>
               <w:rPr>
                 <w:rStyle w:val="Hyperlink"/>
@@ -2808,7 +2876,7 @@
               <w:rPr>
                 <w:webHidden/>
               </w:rPr>
-              <w:instrText xml:space="preserve"> PAGEREF _Toc216562509 \h </w:instrText>
+              <w:instrText xml:space="preserve"> PAGEREF _Toc216599508 \h </w:instrText>
             </w:r>
             <w:r>
               <w:rPr>
@@ -2825,7 +2893,7 @@
               <w:rPr>
                 <w:webHidden/>
               </w:rPr>
-              <w:t>17</w:t>
+              <w:t>16</w:t>
             </w:r>
             <w:r>
               <w:rPr>
@@ -2839,11 +2907,14 @@
           <w:pPr>
             <w:pStyle w:val="TOC3"/>
             <w:rPr>
+              <w:rFonts w:asciiTheme="minorHAnsi" w:eastAsiaTheme="minorEastAsia" w:hAnsiTheme="minorHAnsi" w:cstheme="minorBidi"/>
               <w:kern w:val="2"/>
+              <w:sz w:val="24"/>
+              <w:szCs w:val="24"/>
               <w14:ligatures w14:val="standardContextual"/>
             </w:rPr>
           </w:pPr>
-          <w:hyperlink w:anchor="_Toc216562510" w:history="1">
+          <w:hyperlink w:anchor="_Toc216599509" w:history="1">
             <w:r>
               <w:rPr>
                 <w:rStyle w:val="Hyperlink"/>
@@ -2879,7 +2950,7 @@
               <w:rPr>
                 <w:webHidden/>
               </w:rPr>
-              <w:instrText xml:space="preserve"> PAGEREF _Toc216562510 \h </w:instrText>
+              <w:instrText xml:space="preserve"> PAGEREF _Toc216599509 \h </w:instrText>
             </w:r>
             <w:r>
               <w:rPr>
@@ -2896,7 +2967,7 @@
               <w:rPr>
                 <w:webHidden/>
               </w:rPr>
-              <w:t>18</w:t>
+              <w:t>17</w:t>
             </w:r>
             <w:r>
               <w:rPr>
@@ -2910,11 +2981,14 @@
           <w:pPr>
             <w:pStyle w:val="TOC3"/>
             <w:rPr>
+              <w:rFonts w:asciiTheme="minorHAnsi" w:eastAsiaTheme="minorEastAsia" w:hAnsiTheme="minorHAnsi" w:cstheme="minorBidi"/>
               <w:kern w:val="2"/>
+              <w:sz w:val="24"/>
+              <w:szCs w:val="24"/>
               <w14:ligatures w14:val="standardContextual"/>
             </w:rPr>
           </w:pPr>
-          <w:hyperlink w:anchor="_Toc216562511" w:history="1">
+          <w:hyperlink w:anchor="_Toc216599510" w:history="1">
             <w:r>
               <w:rPr>
                 <w:rStyle w:val="Hyperlink"/>
@@ -2937,7 +3011,7 @@
               <w:rPr>
                 <w:webHidden/>
               </w:rPr>
-              <w:instrText xml:space="preserve"> PAGEREF _Toc216562511 \h </w:instrText>
+              <w:instrText xml:space="preserve"> PAGEREF _Toc216599510 \h </w:instrText>
             </w:r>
             <w:r>
               <w:rPr>
@@ -2954,7 +3028,7 @@
               <w:rPr>
                 <w:webHidden/>
               </w:rPr>
-              <w:t>18</w:t>
+              <w:t>17</w:t>
             </w:r>
             <w:r>
               <w:rPr>
@@ -2968,11 +3042,14 @@
           <w:pPr>
             <w:pStyle w:val="TOC3"/>
             <w:rPr>
+              <w:rFonts w:asciiTheme="minorHAnsi" w:eastAsiaTheme="minorEastAsia" w:hAnsiTheme="minorHAnsi" w:cstheme="minorBidi"/>
               <w:kern w:val="2"/>
+              <w:sz w:val="24"/>
+              <w:szCs w:val="24"/>
               <w14:ligatures w14:val="standardContextual"/>
             </w:rPr>
           </w:pPr>
-          <w:hyperlink w:anchor="_Toc216562512" w:history="1">
+          <w:hyperlink w:anchor="_Toc216599511" w:history="1">
             <w:r>
               <w:rPr>
                 <w:rStyle w:val="Hyperlink"/>
@@ -3008,7 +3085,7 @@
               <w:rPr>
                 <w:webHidden/>
               </w:rPr>
-              <w:instrText xml:space="preserve"> PAGEREF _Toc216562512 \h </w:instrText>
+              <w:instrText xml:space="preserve"> PAGEREF _Toc216599511 \h </w:instrText>
             </w:r>
             <w:r>
               <w:rPr>
@@ -3025,7 +3102,7 @@
               <w:rPr>
                 <w:webHidden/>
               </w:rPr>
-              <w:t>18</w:t>
+              <w:t>17</w:t>
             </w:r>
             <w:r>
               <w:rPr>
@@ -3039,11 +3116,14 @@
           <w:pPr>
             <w:pStyle w:val="TOC3"/>
             <w:rPr>
+              <w:rFonts w:asciiTheme="minorHAnsi" w:eastAsiaTheme="minorEastAsia" w:hAnsiTheme="minorHAnsi" w:cstheme="minorBidi"/>
               <w:kern w:val="2"/>
+              <w:sz w:val="24"/>
+              <w:szCs w:val="24"/>
               <w14:ligatures w14:val="standardContextual"/>
             </w:rPr>
           </w:pPr>
-          <w:hyperlink w:anchor="_Toc216562513" w:history="1">
+          <w:hyperlink w:anchor="_Toc216599512" w:history="1">
             <w:r>
               <w:rPr>
                 <w:rStyle w:val="Hyperlink"/>
@@ -3079,7 +3159,7 @@
               <w:rPr>
                 <w:webHidden/>
               </w:rPr>
-              <w:instrText xml:space="preserve"> PAGEREF _Toc216562513 \h </w:instrText>
+              <w:instrText xml:space="preserve"> PAGEREF _Toc216599512 \h </w:instrText>
             </w:r>
             <w:r>
               <w:rPr>
@@ -3096,7 +3176,7 @@
               <w:rPr>
                 <w:webHidden/>
               </w:rPr>
-              <w:t>18</w:t>
+              <w:t>17</w:t>
             </w:r>
             <w:r>
               <w:rPr>
@@ -3110,11 +3190,14 @@
           <w:pPr>
             <w:pStyle w:val="TOC3"/>
             <w:rPr>
+              <w:rFonts w:asciiTheme="minorHAnsi" w:eastAsiaTheme="minorEastAsia" w:hAnsiTheme="minorHAnsi" w:cstheme="minorBidi"/>
               <w:kern w:val="2"/>
+              <w:sz w:val="24"/>
+              <w:szCs w:val="24"/>
               <w14:ligatures w14:val="standardContextual"/>
             </w:rPr>
           </w:pPr>
-          <w:hyperlink w:anchor="_Toc216562514" w:history="1">
+          <w:hyperlink w:anchor="_Toc216599513" w:history="1">
             <w:r>
               <w:rPr>
                 <w:rStyle w:val="Hyperlink"/>
@@ -3150,7 +3233,7 @@
               <w:rPr>
                 <w:webHidden/>
               </w:rPr>
-              <w:instrText xml:space="preserve"> PAGEREF _Toc216562514 \h </w:instrText>
+              <w:instrText xml:space="preserve"> PAGEREF _Toc216599513 \h </w:instrText>
             </w:r>
             <w:r>
               <w:rPr>
@@ -3167,7 +3250,7 @@
               <w:rPr>
                 <w:webHidden/>
               </w:rPr>
-              <w:t>18</w:t>
+              <w:t>17</w:t>
             </w:r>
             <w:r>
               <w:rPr>
@@ -3181,13 +3264,16 @@
           <w:pPr>
             <w:pStyle w:val="TOC2"/>
             <w:rPr>
+              <w:rFonts w:asciiTheme="minorHAnsi" w:hAnsiTheme="minorHAnsi" w:cstheme="minorBidi"/>
               <w:b w:val="0"/>
               <w:bCs w:val="0"/>
               <w:kern w:val="2"/>
+              <w:sz w:val="24"/>
+              <w:szCs w:val="24"/>
               <w14:ligatures w14:val="standardContextual"/>
             </w:rPr>
           </w:pPr>
-          <w:hyperlink w:anchor="_Toc216562515" w:history="1">
+          <w:hyperlink w:anchor="_Toc216599514" w:history="1">
             <w:r>
               <w:rPr>
                 <w:rStyle w:val="Hyperlink"/>
@@ -3217,7 +3303,7 @@
               <w:rPr>
                 <w:webHidden/>
               </w:rPr>
-              <w:instrText xml:space="preserve"> PAGEREF _Toc216562515 \h </w:instrText>
+              <w:instrText xml:space="preserve"> PAGEREF _Toc216599514 \h </w:instrText>
             </w:r>
             <w:r>
               <w:rPr>
@@ -3234,7 +3320,7 @@
               <w:rPr>
                 <w:webHidden/>
               </w:rPr>
-              <w:t>19</w:t>
+              <w:t>18</w:t>
             </w:r>
             <w:r>
               <w:rPr>
@@ -3248,11 +3334,14 @@
           <w:pPr>
             <w:pStyle w:val="TOC3"/>
             <w:rPr>
+              <w:rFonts w:asciiTheme="minorHAnsi" w:eastAsiaTheme="minorEastAsia" w:hAnsiTheme="minorHAnsi" w:cstheme="minorBidi"/>
               <w:kern w:val="2"/>
+              <w:sz w:val="24"/>
+              <w:szCs w:val="24"/>
               <w14:ligatures w14:val="standardContextual"/>
             </w:rPr>
           </w:pPr>
-          <w:hyperlink w:anchor="_Toc216562516" w:history="1">
+          <w:hyperlink w:anchor="_Toc216599515" w:history="1">
             <w:r>
               <w:rPr>
                 <w:rStyle w:val="Hyperlink"/>
@@ -3288,7 +3377,7 @@
               <w:rPr>
                 <w:webHidden/>
               </w:rPr>
-              <w:instrText xml:space="preserve"> PAGEREF _Toc216562516 \h </w:instrText>
+              <w:instrText xml:space="preserve"> PAGEREF _Toc216599515 \h </w:instrText>
             </w:r>
             <w:r>
               <w:rPr>
@@ -3305,7 +3394,7 @@
               <w:rPr>
                 <w:webHidden/>
               </w:rPr>
-              <w:t>19</w:t>
+              <w:t>18</w:t>
             </w:r>
             <w:r>
               <w:rPr>
@@ -3319,11 +3408,14 @@
           <w:pPr>
             <w:pStyle w:val="TOC3"/>
             <w:rPr>
+              <w:rFonts w:asciiTheme="minorHAnsi" w:eastAsiaTheme="minorEastAsia" w:hAnsiTheme="minorHAnsi" w:cstheme="minorBidi"/>
               <w:kern w:val="2"/>
+              <w:sz w:val="24"/>
+              <w:szCs w:val="24"/>
               <w14:ligatures w14:val="standardContextual"/>
             </w:rPr>
           </w:pPr>
-          <w:hyperlink w:anchor="_Toc216562517" w:history="1">
+          <w:hyperlink w:anchor="_Toc216599516" w:history="1">
             <w:r>
               <w:rPr>
                 <w:rStyle w:val="Hyperlink"/>
@@ -3372,7 +3464,7 @@
               <w:rPr>
                 <w:webHidden/>
               </w:rPr>
-              <w:instrText xml:space="preserve"> PAGEREF _Toc216562517 \h </w:instrText>
+              <w:instrText xml:space="preserve"> PAGEREF _Toc216599516 \h </w:instrText>
             </w:r>
             <w:r>
               <w:rPr>
@@ -3389,7 +3481,7 @@
               <w:rPr>
                 <w:webHidden/>
               </w:rPr>
-              <w:t>19</w:t>
+              <w:t>18</w:t>
             </w:r>
             <w:r>
               <w:rPr>
@@ -3403,13 +3495,16 @@
           <w:pPr>
             <w:pStyle w:val="TOC2"/>
             <w:rPr>
+              <w:rFonts w:asciiTheme="minorHAnsi" w:hAnsiTheme="minorHAnsi" w:cstheme="minorBidi"/>
               <w:b w:val="0"/>
               <w:bCs w:val="0"/>
               <w:kern w:val="2"/>
+              <w:sz w:val="24"/>
+              <w:szCs w:val="24"/>
               <w14:ligatures w14:val="standardContextual"/>
             </w:rPr>
           </w:pPr>
-          <w:hyperlink w:anchor="_Toc216562518" w:history="1">
+          <w:hyperlink w:anchor="_Toc216599517" w:history="1">
             <w:r>
               <w:rPr>
                 <w:rStyle w:val="Hyperlink"/>
@@ -3456,7 +3551,7 @@
               <w:rPr>
                 <w:webHidden/>
               </w:rPr>
-              <w:instrText xml:space="preserve"> PAGEREF _Toc216562518 \h </w:instrText>
+              <w:instrText xml:space="preserve"> PAGEREF _Toc216599517 \h </w:instrText>
             </w:r>
             <w:r>
               <w:rPr>
@@ -3473,7 +3568,7 @@
               <w:rPr>
                 <w:webHidden/>
               </w:rPr>
-              <w:t>19</w:t>
+              <w:t>18</w:t>
             </w:r>
             <w:r>
               <w:rPr>
@@ -3487,13 +3582,16 @@
           <w:pPr>
             <w:pStyle w:val="TOC2"/>
             <w:rPr>
+              <w:rFonts w:asciiTheme="minorHAnsi" w:hAnsiTheme="minorHAnsi" w:cstheme="minorBidi"/>
               <w:b w:val="0"/>
               <w:bCs w:val="0"/>
               <w:kern w:val="2"/>
+              <w:sz w:val="24"/>
+              <w:szCs w:val="24"/>
               <w14:ligatures w14:val="standardContextual"/>
             </w:rPr>
           </w:pPr>
-          <w:hyperlink w:anchor="_Toc216562519" w:history="1">
+          <w:hyperlink w:anchor="_Toc216599518" w:history="1">
             <w:r>
               <w:rPr>
                 <w:rStyle w:val="Hyperlink"/>
@@ -3532,7 +3630,7 @@
               <w:rPr>
                 <w:webHidden/>
               </w:rPr>
-              <w:instrText xml:space="preserve"> PAGEREF _Toc216562519 \h </w:instrText>
+              <w:instrText xml:space="preserve"> PAGEREF _Toc216599518 \h </w:instrText>
             </w:r>
             <w:r>
               <w:rPr>
@@ -3549,7 +3647,7 @@
               <w:rPr>
                 <w:webHidden/>
               </w:rPr>
-              <w:t>20</w:t>
+              <w:t>19</w:t>
             </w:r>
             <w:r>
               <w:rPr>
@@ -3563,11 +3661,14 @@
           <w:pPr>
             <w:pStyle w:val="TOC3"/>
             <w:rPr>
+              <w:rFonts w:asciiTheme="minorHAnsi" w:eastAsiaTheme="minorEastAsia" w:hAnsiTheme="minorHAnsi" w:cstheme="minorBidi"/>
               <w:kern w:val="2"/>
+              <w:sz w:val="24"/>
+              <w:szCs w:val="24"/>
               <w14:ligatures w14:val="standardContextual"/>
             </w:rPr>
           </w:pPr>
-          <w:hyperlink w:anchor="_Toc216562520" w:history="1">
+          <w:hyperlink w:anchor="_Toc216599519" w:history="1">
             <w:r>
               <w:rPr>
                 <w:rStyle w:val="Hyperlink"/>
@@ -3603,7 +3704,7 @@
               <w:rPr>
                 <w:webHidden/>
               </w:rPr>
-              <w:instrText xml:space="preserve"> PAGEREF _Toc216562520 \h </w:instrText>
+              <w:instrText xml:space="preserve"> PAGEREF _Toc216599519 \h </w:instrText>
             </w:r>
             <w:r>
               <w:rPr>
@@ -3620,7 +3721,7 @@
               <w:rPr>
                 <w:webHidden/>
               </w:rPr>
-              <w:t>20</w:t>
+              <w:t>19</w:t>
             </w:r>
             <w:r>
               <w:rPr>
@@ -3634,11 +3735,14 @@
           <w:pPr>
             <w:pStyle w:val="TOC3"/>
             <w:rPr>
+              <w:rFonts w:asciiTheme="minorHAnsi" w:eastAsiaTheme="minorEastAsia" w:hAnsiTheme="minorHAnsi" w:cstheme="minorBidi"/>
               <w:kern w:val="2"/>
+              <w:sz w:val="24"/>
+              <w:szCs w:val="24"/>
               <w14:ligatures w14:val="standardContextual"/>
             </w:rPr>
           </w:pPr>
-          <w:hyperlink w:anchor="_Toc216562521" w:history="1">
+          <w:hyperlink w:anchor="_Toc216599520" w:history="1">
             <w:r>
               <w:rPr>
                 <w:rStyle w:val="Hyperlink"/>
@@ -3674,7 +3778,7 @@
               <w:rPr>
                 <w:webHidden/>
               </w:rPr>
-              <w:instrText xml:space="preserve"> PAGEREF _Toc216562521 \h </w:instrText>
+              <w:instrText xml:space="preserve"> PAGEREF _Toc216599520 \h </w:instrText>
             </w:r>
             <w:r>
               <w:rPr>
@@ -3691,7 +3795,7 @@
               <w:rPr>
                 <w:webHidden/>
               </w:rPr>
-              <w:t>20</w:t>
+              <w:t>19</w:t>
             </w:r>
             <w:r>
               <w:rPr>
@@ -3705,11 +3809,14 @@
           <w:pPr>
             <w:pStyle w:val="TOC3"/>
             <w:rPr>
+              <w:rFonts w:asciiTheme="minorHAnsi" w:eastAsiaTheme="minorEastAsia" w:hAnsiTheme="minorHAnsi" w:cstheme="minorBidi"/>
               <w:kern w:val="2"/>
+              <w:sz w:val="24"/>
+              <w:szCs w:val="24"/>
               <w14:ligatures w14:val="standardContextual"/>
             </w:rPr>
           </w:pPr>
-          <w:hyperlink w:anchor="_Toc216562522" w:history="1">
+          <w:hyperlink w:anchor="_Toc216599521" w:history="1">
             <w:r>
               <w:rPr>
                 <w:rStyle w:val="Hyperlink"/>
@@ -3745,7 +3852,7 @@
               <w:rPr>
                 <w:webHidden/>
               </w:rPr>
-              <w:instrText xml:space="preserve"> PAGEREF _Toc216562522 \h </w:instrText>
+              <w:instrText xml:space="preserve"> PAGEREF _Toc216599521 \h </w:instrText>
             </w:r>
             <w:r>
               <w:rPr>
@@ -3762,7 +3869,7 @@
               <w:rPr>
                 <w:webHidden/>
               </w:rPr>
-              <w:t>21</w:t>
+              <w:t>20</w:t>
             </w:r>
             <w:r>
               <w:rPr>
@@ -3776,13 +3883,16 @@
           <w:pPr>
             <w:pStyle w:val="TOC2"/>
             <w:rPr>
+              <w:rFonts w:asciiTheme="minorHAnsi" w:hAnsiTheme="minorHAnsi" w:cstheme="minorBidi"/>
               <w:b w:val="0"/>
               <w:bCs w:val="0"/>
               <w:kern w:val="2"/>
+              <w:sz w:val="24"/>
+              <w:szCs w:val="24"/>
               <w14:ligatures w14:val="standardContextual"/>
             </w:rPr>
           </w:pPr>
-          <w:hyperlink w:anchor="_Toc216562523" w:history="1">
+          <w:hyperlink w:anchor="_Toc216599522" w:history="1">
             <w:r>
               <w:rPr>
                 <w:rStyle w:val="Hyperlink"/>
@@ -3821,7 +3931,7 @@
               <w:rPr>
                 <w:webHidden/>
               </w:rPr>
-              <w:instrText xml:space="preserve"> PAGEREF _Toc216562523 \h </w:instrText>
+              <w:instrText xml:space="preserve"> PAGEREF _Toc216599522 \h </w:instrText>
             </w:r>
             <w:r>
               <w:rPr>
@@ -3838,7 +3948,7 @@
               <w:rPr>
                 <w:webHidden/>
               </w:rPr>
-              <w:t>21</w:t>
+              <w:t>20</w:t>
             </w:r>
             <w:r>
               <w:rPr>
@@ -3852,11 +3962,14 @@
           <w:pPr>
             <w:pStyle w:val="TOC3"/>
             <w:rPr>
+              <w:rFonts w:asciiTheme="minorHAnsi" w:eastAsiaTheme="minorEastAsia" w:hAnsiTheme="minorHAnsi" w:cstheme="minorBidi"/>
               <w:kern w:val="2"/>
+              <w:sz w:val="24"/>
+              <w:szCs w:val="24"/>
               <w14:ligatures w14:val="standardContextual"/>
             </w:rPr>
           </w:pPr>
-          <w:hyperlink w:anchor="_Toc216562524" w:history="1">
+          <w:hyperlink w:anchor="_Toc216599523" w:history="1">
             <w:r>
               <w:rPr>
                 <w:rStyle w:val="Hyperlink"/>
@@ -3892,7 +4005,7 @@
               <w:rPr>
                 <w:webHidden/>
               </w:rPr>
-              <w:instrText xml:space="preserve"> PAGEREF _Toc216562524 \h </w:instrText>
+              <w:instrText xml:space="preserve"> PAGEREF _Toc216599523 \h </w:instrText>
             </w:r>
             <w:r>
               <w:rPr>
@@ -3909,7 +4022,7 @@
               <w:rPr>
                 <w:webHidden/>
               </w:rPr>
-              <w:t>21</w:t>
+              <w:t>20</w:t>
             </w:r>
             <w:r>
               <w:rPr>
@@ -3923,11 +4036,14 @@
           <w:pPr>
             <w:pStyle w:val="TOC3"/>
             <w:rPr>
+              <w:rFonts w:asciiTheme="minorHAnsi" w:eastAsiaTheme="minorEastAsia" w:hAnsiTheme="minorHAnsi" w:cstheme="minorBidi"/>
               <w:kern w:val="2"/>
+              <w:sz w:val="24"/>
+              <w:szCs w:val="24"/>
               <w14:ligatures w14:val="standardContextual"/>
             </w:rPr>
           </w:pPr>
-          <w:hyperlink w:anchor="_Toc216562525" w:history="1">
+          <w:hyperlink w:anchor="_Toc216599524" w:history="1">
             <w:r>
               <w:rPr>
                 <w:rStyle w:val="Hyperlink"/>
@@ -3963,7 +4079,7 @@
               <w:rPr>
                 <w:webHidden/>
               </w:rPr>
-              <w:instrText xml:space="preserve"> PAGEREF _Toc216562525 \h </w:instrText>
+              <w:instrText xml:space="preserve"> PAGEREF _Toc216599524 \h </w:instrText>
             </w:r>
             <w:r>
               <w:rPr>
@@ -3980,7 +4096,7 @@
               <w:rPr>
                 <w:webHidden/>
               </w:rPr>
-              <w:t>21</w:t>
+              <w:t>20</w:t>
             </w:r>
             <w:r>
               <w:rPr>
@@ -3994,11 +4110,14 @@
           <w:pPr>
             <w:pStyle w:val="TOC3"/>
             <w:rPr>
+              <w:rFonts w:asciiTheme="minorHAnsi" w:eastAsiaTheme="minorEastAsia" w:hAnsiTheme="minorHAnsi" w:cstheme="minorBidi"/>
               <w:kern w:val="2"/>
+              <w:sz w:val="24"/>
+              <w:szCs w:val="24"/>
               <w14:ligatures w14:val="standardContextual"/>
             </w:rPr>
           </w:pPr>
-          <w:hyperlink w:anchor="_Toc216562526" w:history="1">
+          <w:hyperlink w:anchor="_Toc216599525" w:history="1">
             <w:r>
               <w:rPr>
                 <w:rStyle w:val="Hyperlink"/>
@@ -4021,7 +4140,7 @@
               <w:rPr>
                 <w:webHidden/>
               </w:rPr>
-              <w:instrText xml:space="preserve"> PAGEREF _Toc216562526 \h </w:instrText>
+              <w:instrText xml:space="preserve"> PAGEREF _Toc216599525 \h </w:instrText>
             </w:r>
             <w:r>
               <w:rPr>
@@ -4038,7 +4157,7 @@
               <w:rPr>
                 <w:webHidden/>
               </w:rPr>
-              <w:t>21</w:t>
+              <w:t>20</w:t>
             </w:r>
             <w:r>
               <w:rPr>
@@ -4052,13 +4171,16 @@
           <w:pPr>
             <w:pStyle w:val="TOC2"/>
             <w:rPr>
+              <w:rFonts w:asciiTheme="minorHAnsi" w:hAnsiTheme="minorHAnsi" w:cstheme="minorBidi"/>
               <w:b w:val="0"/>
               <w:bCs w:val="0"/>
               <w:kern w:val="2"/>
+              <w:sz w:val="24"/>
+              <w:szCs w:val="24"/>
               <w14:ligatures w14:val="standardContextual"/>
             </w:rPr>
           </w:pPr>
-          <w:hyperlink w:anchor="_Toc216562527" w:history="1">
+          <w:hyperlink w:anchor="_Toc216599526" w:history="1">
             <w:r>
               <w:rPr>
                 <w:rStyle w:val="Hyperlink"/>
@@ -4094,7 +4216,7 @@
               <w:rPr>
                 <w:webHidden/>
               </w:rPr>
-              <w:instrText xml:space="preserve"> PAGEREF _Toc216562527 \h </w:instrText>
+              <w:instrText xml:space="preserve"> PAGEREF _Toc216599526 \h </w:instrText>
             </w:r>
             <w:r>
               <w:rPr>
@@ -4111,7 +4233,7 @@
               <w:rPr>
                 <w:webHidden/>
               </w:rPr>
-              <w:t>22</w:t>
+              <w:t>21</w:t>
             </w:r>
             <w:r>
               <w:rPr>
@@ -4125,11 +4247,14 @@
           <w:pPr>
             <w:pStyle w:val="TOC3"/>
             <w:rPr>
+              <w:rFonts w:asciiTheme="minorHAnsi" w:eastAsiaTheme="minorEastAsia" w:hAnsiTheme="minorHAnsi" w:cstheme="minorBidi"/>
               <w:kern w:val="2"/>
+              <w:sz w:val="24"/>
+              <w:szCs w:val="24"/>
               <w14:ligatures w14:val="standardContextual"/>
             </w:rPr>
           </w:pPr>
-          <w:hyperlink w:anchor="_Toc216562528" w:history="1">
+          <w:hyperlink w:anchor="_Toc216599527" w:history="1">
             <w:r>
               <w:rPr>
                 <w:rStyle w:val="Hyperlink"/>
@@ -4165,7 +4290,7 @@
               <w:rPr>
                 <w:webHidden/>
               </w:rPr>
-              <w:instrText xml:space="preserve"> PAGEREF _Toc216562528 \h </w:instrText>
+              <w:instrText xml:space="preserve"> PAGEREF _Toc216599527 \h </w:instrText>
             </w:r>
             <w:r>
               <w:rPr>
@@ -4182,7 +4307,7 @@
               <w:rPr>
                 <w:webHidden/>
               </w:rPr>
-              <w:t>22</w:t>
+              <w:t>21</w:t>
             </w:r>
             <w:r>
               <w:rPr>
@@ -4196,29 +4321,100 @@
           <w:pPr>
             <w:pStyle w:val="TOC3"/>
             <w:rPr>
+              <w:rFonts w:asciiTheme="minorHAnsi" w:eastAsiaTheme="minorEastAsia" w:hAnsiTheme="minorHAnsi" w:cstheme="minorBidi"/>
               <w:kern w:val="2"/>
+              <w:sz w:val="24"/>
+              <w:szCs w:val="24"/>
               <w14:ligatures w14:val="standardContextual"/>
             </w:rPr>
           </w:pPr>
-          <w:hyperlink w:anchor="_Toc216562529" w:history="1">
-            <w:r>
-              <w:rPr>
-                <w:rStyle w:val="Hyperlink"/>
-              </w:rPr>
-              <w:t>7</w:t>
-            </w:r>
+          <w:hyperlink w:anchor="_Toc216599528" w:history="1">
             <w:r>
               <w:rPr>
                 <w:rStyle w:val="Hyperlink"/>
                 <w:lang w:val="vi-VN"/>
               </w:rPr>
+              <w:t xml:space="preserve">7.2 </w:t>
+            </w:r>
+            <w:r>
+              <w:rPr>
+                <w:rStyle w:val="Hyperlink"/>
+              </w:rPr>
+              <w:t>Mô hình dữ liệu mức logic (LDM)</w:t>
+            </w:r>
+            <w:r>
+              <w:rPr>
+                <w:webHidden/>
+              </w:rPr>
+              <w:tab/>
+            </w:r>
+            <w:r>
+              <w:rPr>
+                <w:webHidden/>
+              </w:rPr>
+              <w:fldChar w:fldCharType="begin"/>
+            </w:r>
+            <w:r>
+              <w:rPr>
+                <w:webHidden/>
+              </w:rPr>
+              <w:instrText xml:space="preserve"> PAGEREF _Toc216599528 \h </w:instrText>
+            </w:r>
+            <w:r>
+              <w:rPr>
+                <w:webHidden/>
+              </w:rPr>
+            </w:r>
+            <w:r>
+              <w:rPr>
+                <w:webHidden/>
+              </w:rPr>
+              <w:fldChar w:fldCharType="separate"/>
+            </w:r>
+            <w:r>
+              <w:rPr>
+                <w:webHidden/>
+              </w:rPr>
+              <w:t>21</w:t>
+            </w:r>
+            <w:r>
+              <w:rPr>
+                <w:webHidden/>
+              </w:rPr>
+              <w:fldChar w:fldCharType="end"/>
+            </w:r>
+          </w:hyperlink>
+        </w:p>
+        <w:p>
+          <w:pPr>
+            <w:pStyle w:val="TOC3"/>
+            <w:rPr>
+              <w:rFonts w:asciiTheme="minorHAnsi" w:eastAsiaTheme="minorEastAsia" w:hAnsiTheme="minorHAnsi" w:cstheme="minorBidi"/>
+              <w:kern w:val="2"/>
+              <w:sz w:val="24"/>
+              <w:szCs w:val="24"/>
+              <w14:ligatures w14:val="standardContextual"/>
+            </w:rPr>
+          </w:pPr>
+          <w:hyperlink w:anchor="_Toc216599529" w:history="1">
+            <w:r>
+              <w:rPr>
+                <w:rStyle w:val="Hyperlink"/>
+              </w:rPr>
+              <w:t>7</w:t>
+            </w:r>
+            <w:r>
+              <w:rPr>
+                <w:rStyle w:val="Hyperlink"/>
+                <w:lang w:val="vi-VN"/>
+              </w:rPr>
               <w:t>.</w:t>
             </w:r>
             <w:r>
               <w:rPr>
                 <w:rStyle w:val="Hyperlink"/>
               </w:rPr>
-              <w:t>2 Mô hình dữ liệu mức vật lý (PDM)</w:t>
+              <w:t>3 Mô hình dữ liệu mức vật lý (PDM)</w:t>
             </w:r>
             <w:r>
               <w:rPr>
@@ -4236,7 +4432,7 @@
               <w:rPr>
                 <w:webHidden/>
               </w:rPr>
-              <w:instrText xml:space="preserve"> PAGEREF _Toc216562529 \h </w:instrText>
+              <w:instrText xml:space="preserve"> PAGEREF _Toc216599529 \h </w:instrText>
             </w:r>
             <w:r>
               <w:rPr>
@@ -4253,7 +4449,7 @@
               <w:rPr>
                 <w:webHidden/>
               </w:rPr>
-              <w:t>23</w:t>
+              <w:t>22</w:t>
             </w:r>
             <w:r>
               <w:rPr>
@@ -4267,13 +4463,16 @@
           <w:pPr>
             <w:pStyle w:val="TOC1"/>
             <w:rPr>
+              <w:rFonts w:asciiTheme="minorHAnsi" w:hAnsiTheme="minorHAnsi" w:cstheme="minorBidi"/>
               <w:b w:val="0"/>
               <w:bCs w:val="0"/>
               <w:kern w:val="2"/>
+              <w:sz w:val="24"/>
+              <w:szCs w:val="24"/>
               <w14:ligatures w14:val="standardContextual"/>
             </w:rPr>
           </w:pPr>
-          <w:hyperlink w:anchor="_Toc216562530" w:history="1">
+          <w:hyperlink w:anchor="_Toc216599530" w:history="1">
             <w:r>
               <w:rPr>
                 <w:rStyle w:val="Hyperlink"/>
@@ -4296,7 +4495,7 @@
               <w:rPr>
                 <w:webHidden/>
               </w:rPr>
-              <w:instrText xml:space="preserve"> PAGEREF _Toc216562530 \h </w:instrText>
+              <w:instrText xml:space="preserve"> PAGEREF _Toc216599530 \h </w:instrText>
             </w:r>
             <w:r>
               <w:rPr>
@@ -4327,13 +4526,16 @@
           <w:pPr>
             <w:pStyle w:val="TOC2"/>
             <w:rPr>
+              <w:rFonts w:asciiTheme="minorHAnsi" w:hAnsiTheme="minorHAnsi" w:cstheme="minorBidi"/>
               <w:b w:val="0"/>
               <w:bCs w:val="0"/>
               <w:kern w:val="2"/>
+              <w:sz w:val="24"/>
+              <w:szCs w:val="24"/>
               <w14:ligatures w14:val="standardContextual"/>
             </w:rPr>
           </w:pPr>
-          <w:hyperlink w:anchor="_Toc216562531" w:history="1">
+          <w:hyperlink w:anchor="_Toc216599531" w:history="1">
             <w:r>
               <w:rPr>
                 <w:rStyle w:val="Hyperlink"/>
@@ -4356,7 +4558,7 @@
               <w:rPr>
                 <w:webHidden/>
               </w:rPr>
-              <w:instrText xml:space="preserve"> PAGEREF _Toc216562531 \h </w:instrText>
+              <w:instrText xml:space="preserve"> PAGEREF _Toc216599531 \h </w:instrText>
             </w:r>
             <w:r>
               <w:rPr>
@@ -4387,13 +4589,16 @@
           <w:pPr>
             <w:pStyle w:val="TOC2"/>
             <w:rPr>
+              <w:rFonts w:asciiTheme="minorHAnsi" w:hAnsiTheme="minorHAnsi" w:cstheme="minorBidi"/>
               <w:b w:val="0"/>
               <w:bCs w:val="0"/>
               <w:kern w:val="2"/>
+              <w:sz w:val="24"/>
+              <w:szCs w:val="24"/>
               <w14:ligatures w14:val="standardContextual"/>
             </w:rPr>
           </w:pPr>
-          <w:hyperlink w:anchor="_Toc216562532" w:history="1">
+          <w:hyperlink w:anchor="_Toc216599532" w:history="1">
             <w:r>
               <w:rPr>
                 <w:rStyle w:val="Hyperlink"/>
@@ -4416,7 +4621,7 @@
               <w:rPr>
                 <w:webHidden/>
               </w:rPr>
-              <w:instrText xml:space="preserve"> PAGEREF _Toc216562532 \h </w:instrText>
+              <w:instrText xml:space="preserve"> PAGEREF _Toc216599532 \h </w:instrText>
             </w:r>
             <w:r>
               <w:rPr>
@@ -4499,7 +4704,7 @@
           <w:szCs w:val="26"/>
         </w:rPr>
       </w:pPr>
-      <w:bookmarkStart w:id="2" w:name="_Toc216562486"/>
+      <w:bookmarkStart w:id="2" w:name="_Toc216599487"/>
       <w:r>
         <w:rPr>
           <w:rFonts w:ascii="Times New Roman" w:hAnsi="Times New Roman" w:cs="Times New Roman"/>
@@ -4547,7 +4752,7 @@
         </w:rPr>
       </w:pPr>
       <w:bookmarkStart w:id="3" w:name="_iyrn8hxjiykn" w:colFirst="0" w:colLast="0"/>
-      <w:bookmarkStart w:id="4" w:name="_Toc216562487"/>
+      <w:bookmarkStart w:id="4" w:name="_Toc216599488"/>
       <w:bookmarkEnd w:id="3"/>
       <w:r>
         <w:rPr>
@@ -4723,7 +4928,7 @@
         </w:rPr>
       </w:pPr>
       <w:bookmarkStart w:id="5" w:name="_kfqlzpktazzj" w:colFirst="0" w:colLast="0"/>
-      <w:bookmarkStart w:id="6" w:name="_Toc216562488"/>
+      <w:bookmarkStart w:id="6" w:name="_Toc216599489"/>
       <w:bookmarkEnd w:id="5"/>
       <w:r>
         <w:rPr>
@@ -4784,7 +4989,7 @@
           <w:lang w:val="vi-VN"/>
         </w:rPr>
       </w:pPr>
-      <w:bookmarkStart w:id="7" w:name="_Toc216562489"/>
+      <w:bookmarkStart w:id="7" w:name="_Toc216599490"/>
       <w:r>
         <w:rPr>
           <w:bCs w:val="0"/>
@@ -5041,7 +5246,7 @@
           <w:lang w:val="vi-VN"/>
         </w:rPr>
       </w:pPr>
-      <w:bookmarkStart w:id="8" w:name="_Toc216562490"/>
+      <w:bookmarkStart w:id="8" w:name="_Toc216599491"/>
       <w:r>
         <w:rPr>
           <w:bCs w:val="0"/>
@@ -5556,7 +5761,7 @@
         </w:rPr>
       </w:pPr>
       <w:bookmarkStart w:id="10" w:name="_u5drbrm0hdby" w:colFirst="0" w:colLast="0"/>
-      <w:bookmarkStart w:id="11" w:name="_Toc216562491"/>
+      <w:bookmarkStart w:id="11" w:name="_Toc216599492"/>
       <w:bookmarkEnd w:id="10"/>
       <w:r>
         <w:rPr>
@@ -5626,7 +5831,7 @@
           <w:lang w:val="vi-VN"/>
         </w:rPr>
       </w:pPr>
-      <w:bookmarkStart w:id="12" w:name="_Toc216562492"/>
+      <w:bookmarkStart w:id="12" w:name="_Toc216599493"/>
       <w:r>
         <w:rPr>
           <w:color w:val="1B1C1D"/>
@@ -6213,7 +6418,7 @@
           <w:lang w:val="vi-VN"/>
         </w:rPr>
       </w:pPr>
-      <w:bookmarkStart w:id="13" w:name="_Toc216562493"/>
+      <w:bookmarkStart w:id="13" w:name="_Toc216599494"/>
       <w:r>
         <w:rPr>
           <w:color w:val="1B1C1D"/>
@@ -6376,7 +6581,7 @@
         </w:rPr>
       </w:pPr>
       <w:bookmarkStart w:id="14" w:name="_30jvf5svdchu" w:colFirst="0" w:colLast="0"/>
-      <w:bookmarkStart w:id="15" w:name="_Toc216562494"/>
+      <w:bookmarkStart w:id="15" w:name="_Toc216599495"/>
       <w:bookmarkEnd w:id="14"/>
       <w:r>
         <w:rPr>
@@ -6438,7 +6643,7 @@
         </w:rPr>
       </w:pPr>
       <w:bookmarkStart w:id="16" w:name="_52tw64h98t9" w:colFirst="0" w:colLast="0"/>
-      <w:bookmarkStart w:id="17" w:name="_Toc216562495"/>
+      <w:bookmarkStart w:id="17" w:name="_Toc216599496"/>
       <w:bookmarkEnd w:id="16"/>
       <w:r>
         <w:rPr>
@@ -6825,7 +7030,7 @@
         </w:rPr>
       </w:pPr>
       <w:bookmarkStart w:id="18" w:name="_68ptn6cvktxx" w:colFirst="0" w:colLast="0"/>
-      <w:bookmarkStart w:id="19" w:name="_Toc216562496"/>
+      <w:bookmarkStart w:id="19" w:name="_Toc216599497"/>
       <w:bookmarkEnd w:id="18"/>
       <w:r>
         <w:rPr>
@@ -7170,7 +7375,7 @@
         </w:rPr>
       </w:pPr>
       <w:bookmarkStart w:id="20" w:name="_khytcab88tix" w:colFirst="0" w:colLast="0"/>
-      <w:bookmarkStart w:id="21" w:name="_Toc216562497"/>
+      <w:bookmarkStart w:id="21" w:name="_Toc216599498"/>
       <w:bookmarkEnd w:id="20"/>
       <w:r>
         <w:rPr>
@@ -7226,7 +7431,7 @@
         </w:rPr>
       </w:pPr>
       <w:bookmarkStart w:id="22" w:name="_jnjwbguhnosf" w:colFirst="0" w:colLast="0"/>
-      <w:bookmarkStart w:id="23" w:name="_Toc216562498"/>
+      <w:bookmarkStart w:id="23" w:name="_Toc216599499"/>
       <w:bookmarkEnd w:id="22"/>
       <w:r>
         <w:rPr>
@@ -7398,10 +7603,6 @@
     </w:p>
     <w:p>
       <w:pPr>
-        <w:pStyle w:val="Heading3"/>
-        <w:spacing w:after="120" w:line="312" w:lineRule="auto"/>
-        <w:ind w:left="0"/>
-        <w:jc w:val="both"/>
         <w:rPr>
           <w:color w:val="1B1C1D"/>
           <w:lang w:val="vi-VN"/>
@@ -7556,7 +7757,7 @@
           <w:color w:val="1B1C1D"/>
         </w:rPr>
       </w:pPr>
-      <w:bookmarkStart w:id="28" w:name="_Toc216562500"/>
+      <w:bookmarkStart w:id="28" w:name="_Toc216599500"/>
       <w:r>
         <w:rPr>
           <w:i w:val="0"/>
@@ -7677,10 +7878,6 @@
     </w:p>
     <w:p>
       <w:pPr>
-        <w:pStyle w:val="Heading3"/>
-        <w:spacing w:after="120" w:line="312" w:lineRule="auto"/>
-        <w:ind w:left="0"/>
-        <w:jc w:val="both"/>
         <w:rPr>
           <w:color w:val="1B1C1D"/>
           <w:lang w:val="vi-VN"/>
@@ -7837,7 +8034,7 @@
           <w:color w:val="1B1C1D"/>
         </w:rPr>
       </w:pPr>
-      <w:bookmarkStart w:id="33" w:name="_Toc216562502"/>
+      <w:bookmarkStart w:id="33" w:name="_Toc216599501"/>
       <w:r>
         <w:rPr>
           <w:i w:val="0"/>
@@ -7958,11 +8155,6 @@
     </w:p>
     <w:p>
       <w:pPr>
-        <w:pStyle w:val="Heading5"/>
-        <w:keepNext w:val="0"/>
-        <w:keepLines w:val="0"/>
-        <w:spacing w:before="0" w:after="120" w:line="312" w:lineRule="auto"/>
-        <w:jc w:val="both"/>
         <w:rPr>
           <w:rFonts w:ascii="Times New Roman" w:hAnsi="Times New Roman" w:cs="Times New Roman"/>
           <w:b/>
@@ -8119,7 +8311,7 @@
           <w:color w:val="1B1C1D"/>
         </w:rPr>
       </w:pPr>
-      <w:bookmarkStart w:id="35" w:name="_Toc216562503"/>
+      <w:bookmarkStart w:id="35" w:name="_Toc216599502"/>
       <w:r>
         <w:rPr>
           <w:i w:val="0"/>
@@ -8418,12 +8610,12 @@
           <w:color w:val="1F1F1F"/>
           <w:sz w:val="26"/>
           <w:szCs w:val="26"/>
-          <w:lang w:val="vi-VN"/>
+          <w:lang w:val="en-US"/>
         </w:rPr>
       </w:pPr>
       <w:bookmarkStart w:id="36" w:name="_sartprr65bgo" w:colFirst="0" w:colLast="0"/>
-      <w:bookmarkStart w:id="37" w:name="_Hlk216560466"/>
-      <w:bookmarkStart w:id="38" w:name="_Toc216562504"/>
+      <w:bookmarkStart w:id="37" w:name="_Toc216599503"/>
+      <w:bookmarkStart w:id="38" w:name="_Hlk216560466"/>
       <w:bookmarkEnd w:id="36"/>
       <w:r>
         <w:rPr>
@@ -8459,7 +8651,7 @@
         </w:rPr>
         <w:t xml:space="preserve"> LIỆU</w:t>
       </w:r>
-      <w:bookmarkEnd w:id="38"/>
+      <w:bookmarkEnd w:id="37"/>
     </w:p>
     <w:p>
       <w:pPr>
@@ -8473,7 +8665,7 @@
           <w:lang w:val="vi-VN"/>
         </w:rPr>
       </w:pPr>
-      <w:bookmarkStart w:id="39" w:name="_Toc216562505"/>
+      <w:bookmarkStart w:id="39" w:name="_Toc216599504"/>
       <w:r>
         <w:rPr>
           <w:color w:val="1F1F1F"/>
@@ -8498,7 +8690,28 @@
           <w:color w:val="1F1F1F"/>
           <w:lang w:val="vi-VN"/>
         </w:rPr>
-        <w:t xml:space="preserve"> LIỆU QUAN NIỆM</w:t>
+        <w:t xml:space="preserve"> LIỆU </w:t>
+      </w:r>
+      <w:r>
+        <w:rPr>
+          <w:color w:val="1F1F1F"/>
+          <w:lang w:val="en-US"/>
+        </w:rPr>
+        <w:t>MỨC</w:t>
+      </w:r>
+      <w:r>
+        <w:rPr>
+          <w:color w:val="1F1F1F"/>
+          <w:lang w:val="vi-VN"/>
+        </w:rPr>
+        <w:t xml:space="preserve"> </w:t>
+      </w:r>
+      <w:r>
+        <w:rPr>
+          <w:color w:val="1F1F1F"/>
+          <w:lang w:val="vi-VN"/>
+        </w:rPr>
+        <w:t>QUAN NIỆM</w:t>
       </w:r>
       <w:bookmarkEnd w:id="39"/>
     </w:p>
@@ -8513,7 +8726,7 @@
           <w:color w:val="1F1F1F"/>
         </w:rPr>
       </w:pPr>
-      <w:bookmarkStart w:id="41" w:name="_Toc216562506"/>
+      <w:bookmarkStart w:id="41" w:name="_Toc216599505"/>
       <w:bookmarkEnd w:id="40"/>
       <w:r>
         <w:rPr>
@@ -10103,7 +10316,7 @@
           <w:color w:val="1F1F1F"/>
         </w:rPr>
       </w:pPr>
-      <w:bookmarkStart w:id="42" w:name="_Toc216562507"/>
+      <w:bookmarkStart w:id="42" w:name="_Toc216599506"/>
       <w:r>
         <w:rPr>
           <w:color w:val="1F1F1F"/>
@@ -10156,7 +10369,7 @@
           <w:color w:val="1F1F1F"/>
         </w:rPr>
       </w:pPr>
-      <w:bookmarkStart w:id="43" w:name="_Toc216562508"/>
+      <w:bookmarkStart w:id="43" w:name="_Toc216599507"/>
       <w:r>
         <w:rPr>
           <w:rFonts w:eastAsia="Arial Unicode MS"/>
@@ -10536,7 +10749,7 @@
           <w:color w:val="1F1F1F"/>
         </w:rPr>
       </w:pPr>
-      <w:bookmarkStart w:id="44" w:name="_Toc216562509"/>
+      <w:bookmarkStart w:id="44" w:name="_Toc216599508"/>
       <w:r>
         <w:rPr>
           <w:rFonts w:eastAsia="Arial Unicode MS"/>
@@ -10741,7 +10954,7 @@
           <w:color w:val="1F1F1F"/>
         </w:rPr>
       </w:pPr>
-      <w:bookmarkStart w:id="45" w:name="_Toc216562510"/>
+      <w:bookmarkStart w:id="45" w:name="_Toc216599509"/>
       <w:r>
         <w:rPr>
           <w:color w:val="1F1F1F"/>
@@ -10902,7 +11115,7 @@
           <w:color w:val="1F1F1F"/>
         </w:rPr>
       </w:pPr>
-      <w:bookmarkStart w:id="46" w:name="_Toc216562511"/>
+      <w:bookmarkStart w:id="46" w:name="_Toc216599510"/>
       <w:r>
         <w:rPr>
           <w:rFonts w:eastAsia="Arial Unicode MS"/>
@@ -11112,7 +11325,7 @@
           <w:color w:val="1F1F1F"/>
         </w:rPr>
       </w:pPr>
-      <w:bookmarkStart w:id="47" w:name="_Toc216562512"/>
+      <w:bookmarkStart w:id="47" w:name="_Toc216599511"/>
       <w:r>
         <w:rPr>
           <w:rFonts w:eastAsia="Arial Unicode MS"/>
@@ -11244,7 +11457,7 @@
           <w:color w:val="1F1F1F"/>
         </w:rPr>
       </w:pPr>
-      <w:bookmarkStart w:id="48" w:name="_Toc216562513"/>
+      <w:bookmarkStart w:id="48" w:name="_Toc216599512"/>
       <w:r>
         <w:rPr>
           <w:rFonts w:eastAsia="Arial Unicode MS"/>
@@ -11408,7 +11621,7 @@
           <w:color w:val="1F1F1F"/>
         </w:rPr>
       </w:pPr>
-      <w:bookmarkStart w:id="49" w:name="_Toc216562514"/>
+      <w:bookmarkStart w:id="49" w:name="_Toc216599513"/>
       <w:r>
         <w:rPr>
           <w:rFonts w:eastAsia="Arial Unicode MS"/>
@@ -11589,7 +11802,7 @@
         <w:spacing w:after="120" w:line="312" w:lineRule="auto"/>
         <w:ind w:left="0"/>
       </w:pPr>
-      <w:bookmarkStart w:id="50" w:name="_Toc216562515"/>
+      <w:bookmarkStart w:id="50" w:name="_Toc216599514"/>
       <w:r>
         <w:rPr>
           <w:lang w:val="vi-VN"/>
@@ -11635,7 +11848,7 @@
           <w:color w:val="1F1F1F"/>
         </w:rPr>
       </w:pPr>
-      <w:bookmarkStart w:id="51" w:name="_Toc216562516"/>
+      <w:bookmarkStart w:id="51" w:name="_Toc216599515"/>
       <w:r>
         <w:rPr>
           <w:rFonts w:eastAsia="Arial Unicode MS"/>
@@ -12055,7 +12268,7 @@
           <w:color w:val="1F1F1F"/>
         </w:rPr>
       </w:pPr>
-      <w:bookmarkStart w:id="52" w:name="_Toc216562517"/>
+      <w:bookmarkStart w:id="52" w:name="_Toc216599516"/>
       <w:r>
         <w:rPr>
           <w:color w:val="1F1F1F"/>
@@ -12570,7 +12783,7 @@
           <w:lang w:val="vi-VN"/>
         </w:rPr>
       </w:pPr>
-      <w:bookmarkStart w:id="53" w:name="_Toc216562518"/>
+      <w:bookmarkStart w:id="53" w:name="_Toc216599517"/>
       <w:r>
         <w:rPr>
           <w:rFonts w:eastAsia="Arial Unicode MS"/>
@@ -12633,15 +12846,6 @@
     <w:p>
       <w:pPr>
         <w:spacing w:after="120" w:line="312" w:lineRule="auto"/>
-        <w:rPr>
-          <w:rFonts w:ascii="Times New Roman" w:eastAsia="Arial Unicode MS" w:hAnsi="Times New Roman" w:cs="Times New Roman"/>
-          <w:b/>
-          <w:bCs/>
-          <w:color w:val="1F1F1F"/>
-          <w:sz w:val="26"/>
-          <w:szCs w:val="26"/>
-          <w:lang w:val="vi-VN"/>
-        </w:rPr>
       </w:pPr>
       <w:r>
         <w:rPr>
@@ -12652,7 +12856,7 @@
         </w:rPr>
         <w:lastRenderedPageBreak/>
         <w:drawing>
-          <wp:inline distT="0" distB="0" distL="114300" distR="114300" wp14:anchorId="362C9D1A" wp14:editId="238A8C26">
+          <wp:inline distT="0" distB="0" distL="114300" distR="114300" wp14:anchorId="362C9D1A" wp14:editId="475454D4">
             <wp:extent cx="5727065" cy="4671695"/>
             <wp:effectExtent l="114300" t="114300" r="102235" b="147955"/>
             <wp:docPr id="1684874259" name="Picture 2"/>
@@ -12784,7 +12988,7 @@
           <w:color w:val="1F1F1F"/>
         </w:rPr>
       </w:pPr>
-      <w:bookmarkStart w:id="54" w:name="_Toc216562519"/>
+      <w:bookmarkStart w:id="54" w:name="_Toc216599518"/>
       <w:r>
         <w:rPr>
           <w:rFonts w:eastAsia="Arial Unicode MS"/>
@@ -12840,7 +13044,7 @@
           <w:color w:val="1F1F1F"/>
         </w:rPr>
       </w:pPr>
-      <w:bookmarkStart w:id="55" w:name="_Toc216562520"/>
+      <w:bookmarkStart w:id="55" w:name="_Toc216599519"/>
       <w:r>
         <w:rPr>
           <w:color w:val="1F1F1F"/>
@@ -13070,7 +13274,7 @@
           <w:color w:val="1F1F1F"/>
         </w:rPr>
       </w:pPr>
-      <w:bookmarkStart w:id="56" w:name="_Toc216562521"/>
+      <w:bookmarkStart w:id="56" w:name="_Toc216599520"/>
       <w:r>
         <w:rPr>
           <w:color w:val="1F1F1F"/>
@@ -13270,7 +13474,7 @@
           <w:color w:val="1F1F1F"/>
         </w:rPr>
       </w:pPr>
-      <w:bookmarkStart w:id="57" w:name="_Toc216562522"/>
+      <w:bookmarkStart w:id="57" w:name="_Toc216599521"/>
       <w:r>
         <w:rPr>
           <w:color w:val="1F1F1F"/>
@@ -13431,7 +13635,7 @@
           <w:color w:val="1F1F1F"/>
         </w:rPr>
       </w:pPr>
-      <w:bookmarkStart w:id="58" w:name="_Toc216562523"/>
+      <w:bookmarkStart w:id="58" w:name="_Toc216599522"/>
       <w:r>
         <w:rPr>
           <w:rFonts w:eastAsia="Arial Unicode MS"/>
@@ -13459,19 +13663,14 @@
     <w:p>
       <w:pPr>
         <w:pStyle w:val="Heading3"/>
-      </w:pPr>
-      <w:bookmarkStart w:id="59" w:name="_Toc216562524"/>
-      <w:r>
-        <w:rPr>
-          <w:b w:val="0"/>
-          <w:bCs w:val="0"/>
-        </w:rPr>
+        <w:ind w:left="0" w:firstLine="0"/>
+      </w:pPr>
+      <w:bookmarkStart w:id="59" w:name="_Toc216599523"/>
+      <w:r>
         <w:t>6</w:t>
       </w:r>
       <w:r>
         <w:rPr>
-          <w:b w:val="0"/>
-          <w:bCs w:val="0"/>
           <w:lang w:val="vi-VN"/>
         </w:rPr>
         <w:t>.1</w:t>
@@ -13621,19 +13820,14 @@
     <w:p>
       <w:pPr>
         <w:pStyle w:val="Heading3"/>
-      </w:pPr>
-      <w:bookmarkStart w:id="60" w:name="_Toc216562525"/>
-      <w:r>
-        <w:rPr>
-          <w:b w:val="0"/>
-          <w:bCs w:val="0"/>
-        </w:rPr>
+        <w:ind w:left="0" w:firstLine="0"/>
+      </w:pPr>
+      <w:bookmarkStart w:id="60" w:name="_Toc216599524"/>
+      <w:r>
         <w:t>6</w:t>
       </w:r>
       <w:r>
         <w:rPr>
-          <w:b w:val="0"/>
-          <w:bCs w:val="0"/>
           <w:lang w:val="vi-VN"/>
         </w:rPr>
         <w:t>.2</w:t>
@@ -13789,20 +13983,15 @@
     <w:p>
       <w:pPr>
         <w:pStyle w:val="Heading3"/>
-        <w:rPr>
-          <w:lang w:val="vi-VN"/>
-        </w:rPr>
-      </w:pPr>
-      <w:bookmarkStart w:id="61" w:name="_Toc216562526"/>
-      <w:r>
-        <w:rPr>
-          <w:b w:val="0"/>
-          <w:bCs w:val="0"/>
-        </w:rPr>
-        <w:t>6</w:t>
-      </w:r>
-      <w:r>
-        <w:t>.3 Sơ đồ ER hoàn chỉnh</w:t>
+        <w:spacing w:after="120" w:line="312" w:lineRule="auto"/>
+        <w:ind w:left="0" w:firstLine="0"/>
+        <w:rPr>
+          <w:lang w:val="vi-VN"/>
+        </w:rPr>
+      </w:pPr>
+      <w:bookmarkStart w:id="61" w:name="_Toc216599525"/>
+      <w:r>
+        <w:t>6.3 Sơ đồ ER hoàn chỉnh</w:t>
       </w:r>
       <w:bookmarkEnd w:id="61"/>
     </w:p>
@@ -13833,6 +14022,7 @@
           <w:rFonts w:ascii="Times New Roman" w:hAnsi="Times New Roman" w:cs="Times New Roman"/>
           <w:i/>
           <w:iCs/>
+          <w:noProof/>
           <w:color w:val="1B1C1D"/>
           <w:sz w:val="26"/>
           <w:szCs w:val="26"/>
@@ -13957,33 +14147,23 @@
     <w:p>
       <w:pPr>
         <w:pStyle w:val="Heading2"/>
-        <w:rPr>
-          <w:b w:val="0"/>
-          <w:bCs w:val="0"/>
-          <w:lang w:val="vi-VN"/>
-        </w:rPr>
-      </w:pPr>
-      <w:bookmarkStart w:id="62" w:name="_Toc216562527"/>
-      <w:r>
-        <w:rPr>
-          <w:b w:val="0"/>
-          <w:bCs w:val="0"/>
-        </w:rPr>
+        <w:spacing w:after="120" w:line="312" w:lineRule="auto"/>
+        <w:ind w:left="0"/>
+        <w:rPr>
+          <w:lang w:val="vi-VN"/>
+        </w:rPr>
+      </w:pPr>
+      <w:bookmarkStart w:id="62" w:name="_Toc216599526"/>
+      <w:r>
         <w:t>7</w:t>
       </w:r>
       <w:r>
         <w:rPr>
-          <w:b w:val="0"/>
-          <w:bCs w:val="0"/>
           <w:lang w:val="vi-VN"/>
         </w:rPr>
         <w:t>.</w:t>
       </w:r>
       <w:r>
-        <w:rPr>
-          <w:b w:val="0"/>
-          <w:bCs w:val="0"/>
-        </w:rPr>
         <w:t xml:space="preserve"> CHUYỂN ĐỔI SANG MÔ HÌNH DỮ LIỆU</w:t>
       </w:r>
       <w:bookmarkEnd w:id="62"/>
@@ -13991,19 +14171,15 @@
     <w:p>
       <w:pPr>
         <w:pStyle w:val="Heading3"/>
-      </w:pPr>
-      <w:bookmarkStart w:id="63" w:name="_Toc216562528"/>
-      <w:r>
-        <w:rPr>
-          <w:b w:val="0"/>
-          <w:bCs w:val="0"/>
-        </w:rPr>
+        <w:spacing w:after="120" w:line="312" w:lineRule="auto"/>
+        <w:ind w:left="0" w:firstLine="0"/>
+      </w:pPr>
+      <w:bookmarkStart w:id="63" w:name="_Toc216599527"/>
+      <w:r>
         <w:t>7</w:t>
       </w:r>
       <w:r>
         <w:rPr>
-          <w:b w:val="0"/>
-          <w:bCs w:val="0"/>
           <w:lang w:val="vi-VN"/>
         </w:rPr>
         <w:t>.</w:t>
@@ -14012,25 +14188,6 @@
         <w:t>1 Mô hình dữ liệu mức quan niệm (CDM)</w:t>
       </w:r>
       <w:bookmarkEnd w:id="63"/>
-    </w:p>
-    <w:p>
-      <w:pPr>
-        <w:spacing w:after="120" w:line="312" w:lineRule="auto"/>
-        <w:ind w:firstLine="567"/>
-        <w:rPr>
-          <w:rFonts w:ascii="Times New Roman" w:hAnsi="Times New Roman" w:cs="Times New Roman"/>
-          <w:sz w:val="26"/>
-          <w:szCs w:val="26"/>
-        </w:rPr>
-      </w:pPr>
-      <w:r>
-        <w:rPr>
-          <w:rFonts w:ascii="Times New Roman" w:hAnsi="Times New Roman" w:cs="Times New Roman"/>
-          <w:sz w:val="26"/>
-          <w:szCs w:val="26"/>
-        </w:rPr>
-        <w:t>Conceptual Data Model (CDM) là mô hình dữ liệu ở mức cao, độc lập với hệ quản trị cơ sở dữ liệu (DBMS). CDM tập trung vào cấu trúc logic của dữ liệu, không quan tâm đến chi tiết kỹ thuật triển khai.</w:t>
-      </w:r>
     </w:p>
     <w:p>
       <w:pPr>
@@ -14149,47 +14306,138 @@
     <w:p>
       <w:pPr>
         <w:pStyle w:val="Heading3"/>
-      </w:pPr>
-      <w:bookmarkStart w:id="64" w:name="_Toc216562529"/>
-      <w:r>
-        <w:rPr>
-          <w:b w:val="0"/>
-          <w:bCs w:val="0"/>
+        <w:spacing w:after="120" w:line="312" w:lineRule="auto"/>
+        <w:ind w:left="0" w:firstLine="0"/>
+        <w:rPr>
+          <w:i w:val="0"/>
+          <w:iCs w:val="0"/>
+          <w:lang w:val="vi-VN"/>
+        </w:rPr>
+      </w:pPr>
+      <w:bookmarkStart w:id="64" w:name="_Toc216599528"/>
+    </w:p>
+    <w:p>
+      <w:pPr>
+        <w:pStyle w:val="Heading3"/>
+        <w:spacing w:after="120" w:line="312" w:lineRule="auto"/>
+        <w:ind w:left="0" w:firstLine="0"/>
+        <w:rPr>
+          <w:i w:val="0"/>
+          <w:iCs w:val="0"/>
+          <w:lang w:val="vi-VN"/>
+        </w:rPr>
+      </w:pPr>
+    </w:p>
+    <w:p>
+      <w:pPr>
+        <w:pStyle w:val="Heading3"/>
+        <w:spacing w:after="120" w:line="312" w:lineRule="auto"/>
+        <w:ind w:left="0" w:firstLine="0"/>
+        <w:rPr>
+          <w:i w:val="0"/>
+          <w:iCs w:val="0"/>
+          <w:lang w:val="vi-VN"/>
+        </w:rPr>
+      </w:pPr>
+      <w:r>
+        <w:rPr>
+          <w:i w:val="0"/>
+          <w:iCs w:val="0"/>
+          <w:lang w:val="vi-VN"/>
         </w:rPr>
         <w:lastRenderedPageBreak/>
-        <w:t>7</w:t>
-      </w:r>
-      <w:r>
-        <w:rPr>
-          <w:b w:val="0"/>
-          <w:bCs w:val="0"/>
-          <w:lang w:val="vi-VN"/>
-        </w:rPr>
-        <w:t>.</w:t>
-      </w:r>
-      <w:r>
-        <w:t>2 Mô hình dữ liệu mức vật lý (PDM)</w:t>
+        <w:t>7.</w:t>
+      </w:r>
+      <w:r>
+        <w:rPr>
+          <w:i w:val="0"/>
+          <w:iCs w:val="0"/>
+          <w:lang w:val="vi-VN"/>
+        </w:rPr>
+        <w:t xml:space="preserve">2 </w:t>
+      </w:r>
+      <w:r>
+        <w:rPr>
+          <w:i w:val="0"/>
+          <w:iCs w:val="0"/>
+        </w:rPr>
+        <w:t xml:space="preserve">Mô hình dữ liệu mức </w:t>
+      </w:r>
+      <w:r>
+        <w:rPr>
+          <w:i w:val="0"/>
+          <w:iCs w:val="0"/>
+        </w:rPr>
+        <w:t>logic</w:t>
+      </w:r>
+      <w:r>
+        <w:rPr>
+          <w:i w:val="0"/>
+          <w:iCs w:val="0"/>
+        </w:rPr>
+        <w:t xml:space="preserve"> (</w:t>
+      </w:r>
+      <w:r>
+        <w:rPr>
+          <w:i w:val="0"/>
+          <w:iCs w:val="0"/>
+        </w:rPr>
+        <w:t>LDM</w:t>
+      </w:r>
+      <w:r>
+        <w:rPr>
+          <w:i w:val="0"/>
+          <w:iCs w:val="0"/>
+        </w:rPr>
+        <w:t>)</w:t>
       </w:r>
       <w:bookmarkEnd w:id="64"/>
     </w:p>
     <w:p>
       <w:pPr>
-        <w:spacing w:after="120" w:line="312" w:lineRule="auto"/>
-        <w:ind w:firstLine="567"/>
-        <w:rPr>
-          <w:rFonts w:ascii="Times New Roman" w:hAnsi="Times New Roman" w:cs="Times New Roman"/>
-          <w:sz w:val="26"/>
-          <w:szCs w:val="26"/>
-          <w:lang w:val="vi-VN"/>
-        </w:rPr>
-      </w:pPr>
-      <w:r>
-        <w:rPr>
-          <w:rFonts w:ascii="Times New Roman" w:hAnsi="Times New Roman" w:cs="Times New Roman"/>
-          <w:sz w:val="26"/>
-          <w:szCs w:val="26"/>
-        </w:rPr>
-        <w:t>Physical Data Model (PDM) là mô hình dữ liệu ở mức thấp, phụ thuộc vào hệ quản trị cơ sở dữ liệu cụ thể (MySQL, SQL Server, PostgreSQL, ...). PDM chi tiết hóa các thông số kỹ thuật để triển khai thực tế.</w:t>
+        <w:rPr>
+          <w:lang w:val="vi-VN"/>
+        </w:rPr>
+      </w:pPr>
+      <w:r>
+        <w:rPr>
+          <w:noProof/>
+        </w:rPr>
+        <w:drawing>
+          <wp:inline distT="0" distB="0" distL="0" distR="0" wp14:anchorId="7C42429B" wp14:editId="5D4280E5">
+            <wp:extent cx="5972175" cy="3465830"/>
+            <wp:effectExtent l="0" t="0" r="9525" b="1270"/>
+            <wp:docPr id="1015323985" name="Picture 1"/>
+            <wp:cNvGraphicFramePr>
+              <a:graphicFrameLocks xmlns:a="http://schemas.openxmlformats.org/drawingml/2006/main" noChangeAspect="1"/>
+            </wp:cNvGraphicFramePr>
+            <a:graphic xmlns:a="http://schemas.openxmlformats.org/drawingml/2006/main">
+              <a:graphicData uri="http://schemas.openxmlformats.org/drawingml/2006/picture">
+                <pic:pic xmlns:pic="http://schemas.openxmlformats.org/drawingml/2006/picture">
+                  <pic:nvPicPr>
+                    <pic:cNvPr id="1015323985" name=""/>
+                    <pic:cNvPicPr/>
+                  </pic:nvPicPr>
+                  <pic:blipFill>
+                    <a:blip r:embed="rId23"/>
+                    <a:stretch>
+                      <a:fillRect/>
+                    </a:stretch>
+                  </pic:blipFill>
+                  <pic:spPr>
+                    <a:xfrm>
+                      <a:off x="0" y="0"/>
+                      <a:ext cx="5972175" cy="3465830"/>
+                    </a:xfrm>
+                    <a:prstGeom prst="rect">
+                      <a:avLst/>
+                    </a:prstGeom>
+                  </pic:spPr>
+                </pic:pic>
+              </a:graphicData>
+            </a:graphic>
+          </wp:inline>
+        </w:drawing>
       </w:r>
     </w:p>
     <w:p>
@@ -14198,15 +14446,154 @@
         <w:jc w:val="center"/>
         <w:rPr>
           <w:rFonts w:ascii="Times New Roman" w:hAnsi="Times New Roman" w:cs="Times New Roman"/>
+          <w:b/>
           <w:bCs/>
           <w:i/>
           <w:iCs/>
-          <w:color w:val="1B1C1D"/>
-          <w:sz w:val="26"/>
-          <w:szCs w:val="26"/>
-          <w:lang w:val="vi-VN"/>
-        </w:rPr>
-      </w:pPr>
+          <w:sz w:val="26"/>
+          <w:szCs w:val="26"/>
+          <w:lang w:val="vi-VN"/>
+        </w:rPr>
+      </w:pPr>
+      <w:r>
+        <w:rPr>
+          <w:rFonts w:ascii="Times New Roman" w:hAnsi="Times New Roman" w:cs="Times New Roman"/>
+          <w:b/>
+          <w:bCs/>
+          <w:i/>
+          <w:iCs/>
+          <w:sz w:val="26"/>
+          <w:szCs w:val="26"/>
+        </w:rPr>
+        <w:t xml:space="preserve">Hình </w:t>
+      </w:r>
+      <w:r>
+        <w:rPr>
+          <w:rFonts w:ascii="Times New Roman" w:hAnsi="Times New Roman" w:cs="Times New Roman"/>
+          <w:b/>
+          <w:bCs/>
+          <w:i/>
+          <w:iCs/>
+          <w:sz w:val="26"/>
+          <w:szCs w:val="26"/>
+        </w:rPr>
+        <w:t>10</w:t>
+      </w:r>
+      <w:r>
+        <w:rPr>
+          <w:rFonts w:ascii="Times New Roman" w:hAnsi="Times New Roman" w:cs="Times New Roman"/>
+          <w:b/>
+          <w:bCs/>
+          <w:i/>
+          <w:iCs/>
+          <w:sz w:val="26"/>
+          <w:szCs w:val="26"/>
+        </w:rPr>
+        <w:t>. Mô hình dữ liệu mức</w:t>
+      </w:r>
+      <w:r>
+        <w:rPr>
+          <w:rFonts w:ascii="Times New Roman" w:hAnsi="Times New Roman" w:cs="Times New Roman"/>
+          <w:b/>
+          <w:bCs/>
+          <w:i/>
+          <w:iCs/>
+          <w:sz w:val="26"/>
+          <w:szCs w:val="26"/>
+          <w:lang w:val="vi-VN"/>
+        </w:rPr>
+        <w:t xml:space="preserve"> logic </w:t>
+      </w:r>
+      <w:r>
+        <w:rPr>
+          <w:rFonts w:ascii="Times New Roman" w:hAnsi="Times New Roman" w:cs="Times New Roman"/>
+          <w:b/>
+          <w:bCs/>
+          <w:i/>
+          <w:iCs/>
+          <w:sz w:val="26"/>
+          <w:szCs w:val="26"/>
+        </w:rPr>
+        <w:t>(</w:t>
+      </w:r>
+      <w:r>
+        <w:rPr>
+          <w:rFonts w:ascii="Times New Roman" w:hAnsi="Times New Roman" w:cs="Times New Roman"/>
+          <w:b/>
+          <w:bCs/>
+          <w:i/>
+          <w:iCs/>
+          <w:sz w:val="26"/>
+          <w:szCs w:val="26"/>
+        </w:rPr>
+        <w:t>L</w:t>
+      </w:r>
+      <w:r>
+        <w:rPr>
+          <w:rFonts w:ascii="Times New Roman" w:hAnsi="Times New Roman" w:cs="Times New Roman"/>
+          <w:b/>
+          <w:bCs/>
+          <w:i/>
+          <w:iCs/>
+          <w:sz w:val="26"/>
+          <w:szCs w:val="26"/>
+        </w:rPr>
+        <w:t>DM).</w:t>
+      </w:r>
+    </w:p>
+    <w:p>
+      <w:pPr>
+        <w:pStyle w:val="Heading3"/>
+        <w:spacing w:after="120" w:line="312" w:lineRule="auto"/>
+        <w:ind w:left="0" w:firstLine="0"/>
+      </w:pPr>
+      <w:bookmarkStart w:id="65" w:name="_Toc216599529"/>
+      <w:r>
+        <w:t>7</w:t>
+      </w:r>
+      <w:r>
+        <w:rPr>
+          <w:lang w:val="vi-VN"/>
+        </w:rPr>
+        <w:t>.</w:t>
+      </w:r>
+      <w:r>
+        <w:t>3</w:t>
+      </w:r>
+      <w:r>
+        <w:t xml:space="preserve"> Mô hình dữ liệu mức vật lý (PDM)</w:t>
+      </w:r>
+      <w:bookmarkEnd w:id="65"/>
+    </w:p>
+    <w:p>
+      <w:pPr>
+        <w:spacing w:after="120" w:line="312" w:lineRule="auto"/>
+        <w:jc w:val="center"/>
+        <w:rPr>
+          <w:rFonts w:ascii="Times New Roman" w:hAnsi="Times New Roman" w:cs="Times New Roman"/>
+          <w:bCs/>
+          <w:i/>
+          <w:iCs/>
+          <w:color w:val="1B1C1D"/>
+          <w:sz w:val="26"/>
+          <w:szCs w:val="26"/>
+          <w:lang w:val="vi-VN"/>
+        </w:rPr>
+      </w:pPr>
+      <w:r>
+        <w:rPr>
+          <w:rFonts w:ascii="Times New Roman" w:hAnsi="Times New Roman" w:cs="Times New Roman"/>
+          <w:bCs/>
+          <w:i/>
+          <w:iCs/>
+          <w:noProof/>
+          <w:color w:val="1B1C1D"/>
+          <w:sz w:val="26"/>
+          <w:szCs w:val="26"/>
+          <w:lang w:val="vi-VN"/>
+        </w:rPr>
+        <w:t xml:space="preserve">    </w:t>
+      </w:r>
       <w:r>
         <w:rPr>
           <w:rFonts w:ascii="Times New Roman" w:hAnsi="Times New Roman" w:cs="Times New Roman"/>
@@ -14235,7 +14622,7 @@
                     <pic:cNvPicPr/>
                   </pic:nvPicPr>
                   <pic:blipFill>
-                    <a:blip r:embed="rId23"/>
+                    <a:blip r:embed="rId24"/>
                     <a:stretch>
                       <a:fillRect/>
                     </a:stretch>
@@ -14321,9 +14708,10 @@
         <w:t>.</w:t>
       </w:r>
     </w:p>
-    <w:bookmarkEnd w:id="37"/>
-    <w:p>
-      <w:pPr>
+    <w:bookmarkEnd w:id="38"/>
+    <w:p>
+      <w:pPr>
+        <w:spacing w:after="120" w:line="312" w:lineRule="auto"/>
         <w:jc w:val="center"/>
         <w:rPr>
           <w:rFonts w:ascii="Times New Roman" w:hAnsi="Times New Roman" w:cs="Times New Roman"/>
@@ -14351,7 +14739,7 @@
           <w:szCs w:val="26"/>
         </w:rPr>
       </w:pPr>
-      <w:bookmarkStart w:id="65" w:name="_Toc216562530"/>
+      <w:bookmarkStart w:id="66" w:name="_Toc216599530"/>
       <w:r>
         <w:rPr>
           <w:rFonts w:ascii="Times New Roman" w:hAnsi="Times New Roman" w:cs="Times New Roman"/>
@@ -14361,6 +14749,7 @@
           <w:sz w:val="26"/>
           <w:szCs w:val="26"/>
         </w:rPr>
+        <w:lastRenderedPageBreak/>
         <w:t xml:space="preserve">CHƯƠNG </w:t>
       </w:r>
       <w:r>
@@ -14385,7 +14774,7 @@
         </w:rPr>
         <w:t>: KẾT LUẬN VÀ HƯỚNG PHÁT TRIỂN</w:t>
       </w:r>
-      <w:bookmarkEnd w:id="65"/>
+      <w:bookmarkEnd w:id="66"/>
     </w:p>
     <w:p>
       <w:pPr>
@@ -14399,9 +14788,9 @@
           <w:lang w:val="vi-VN"/>
         </w:rPr>
       </w:pPr>
-      <w:bookmarkStart w:id="66" w:name="_44lb0nolsm5f" w:colFirst="0" w:colLast="0"/>
-      <w:bookmarkStart w:id="67" w:name="_Toc216562531"/>
-      <w:bookmarkEnd w:id="66"/>
+      <w:bookmarkStart w:id="67" w:name="_44lb0nolsm5f" w:colFirst="0" w:colLast="0"/>
+      <w:bookmarkStart w:id="68" w:name="_Toc216599531"/>
+      <w:bookmarkEnd w:id="67"/>
       <w:r>
         <w:rPr>
           <w:bCs w:val="0"/>
@@ -14409,9 +14798,9 @@
         </w:rPr>
         <w:t>1. KẾT LUẬN</w:t>
       </w:r>
-      <w:bookmarkStart w:id="68" w:name="_t1gtbj7s0vf9" w:colFirst="0" w:colLast="0"/>
-      <w:bookmarkEnd w:id="67"/>
+      <w:bookmarkStart w:id="69" w:name="_t1gtbj7s0vf9" w:colFirst="0" w:colLast="0"/>
       <w:bookmarkEnd w:id="68"/>
+      <w:bookmarkEnd w:id="69"/>
     </w:p>
     <w:p>
       <w:pPr>
@@ -14489,7 +14878,7 @@
           <w:color w:val="1B1C1D"/>
         </w:rPr>
       </w:pPr>
-      <w:bookmarkStart w:id="69" w:name="_Toc216562532"/>
+      <w:bookmarkStart w:id="70" w:name="_Toc216599532"/>
       <w:r>
         <w:rPr>
           <w:bCs w:val="0"/>
@@ -14497,7 +14886,7 @@
         </w:rPr>
         <w:t>2. HƯỚNG PHÁT TRIỂN</w:t>
       </w:r>
-      <w:bookmarkEnd w:id="69"/>
+      <w:bookmarkEnd w:id="70"/>
     </w:p>
     <w:p>
       <w:pPr>
@@ -14517,7 +14906,6 @@
           <w:sz w:val="26"/>
           <w:szCs w:val="26"/>
         </w:rPr>
-        <w:lastRenderedPageBreak/>
         <w:t>Hệ thống có thể được mở rộng và phát triển thêm trong tương lai với các chức năng như:</w:t>
       </w:r>
     </w:p>
@@ -14688,7 +15076,7 @@
       </w:r>
     </w:p>
     <w:sectPr>
-      <w:footerReference w:type="default" r:id="rId24"/>
+      <w:footerReference w:type="default" r:id="rId25"/>
       <w:pgSz w:w="12240" w:h="15840"/>
       <w:pgMar w:top="1134" w:right="1134" w:bottom="1134" w:left="1701" w:header="0" w:footer="119" w:gutter="0"/>
       <w:pgNumType w:start="2"/>
@@ -15485,7 +15873,7 @@
   <w:style w:type="paragraph" w:default="1" w:styleId="Normal">
     <w:name w:val="Normal"/>
     <w:qFormat/>
-    <w:rsid w:val="00EA627A"/>
+    <w:rsid w:val="00C43E52"/>
     <w:rPr>
       <w:rFonts w:ascii="Arial" w:eastAsia="Arial" w:hAnsi="Arial" w:cs="Arial"/>
       <w:lang w:val="vi"/>
@@ -15602,7 +15990,6 @@
   <w:style w:type="character" w:default="1" w:styleId="DefaultParagraphFont">
     <w:name w:val="Default Paragraph Font"/>
     <w:uiPriority w:val="1"/>
-    <w:semiHidden/>
     <w:unhideWhenUsed/>
   </w:style>
   <w:style w:type="table" w:default="1" w:styleId="TableNormal">
